--- a/biomass @ 72h/two-way anovas.docx
+++ b/biomass @ 72h/two-way anovas.docx
@@ -19,6 +19,14 @@
         </w:rPr>
         <w:t>Carbamazepine</w:t>
       </w:r>
+      <w:r>
+        <w:rPr>
+          <w:rFonts w:ascii="Courier New" w:hAnsi="Courier New" w:cs="Courier New"/>
+          <w:b/>
+          <w:bCs/>
+        </w:rPr>
+        <w:t xml:space="preserve"> (interactive)</w:t>
+      </w:r>
     </w:p>
     <w:p>
       <w:pPr>
@@ -81,13 +89,11 @@
         <w:pStyle w:val="PlainText"/>
         <w:rPr>
           <w:rFonts w:ascii="Courier New" w:hAnsi="Courier New" w:cs="Courier New"/>
-          <w:highlight w:val="yellow"/>
-        </w:rPr>
-      </w:pPr>
-      <w:r>
-        <w:rPr>
-          <w:rFonts w:ascii="Courier New" w:hAnsi="Courier New" w:cs="Courier New"/>
-          <w:highlight w:val="yellow"/>
+        </w:rPr>
+      </w:pPr>
+      <w:r>
+        <w:rPr>
+          <w:rFonts w:ascii="Courier New" w:hAnsi="Courier New" w:cs="Courier New"/>
         </w:rPr>
         <w:t>Treatment2            9   18.5     2.1   1.903 0.</w:t>
       </w:r>
@@ -95,7 +101,6 @@
       <w:r>
         <w:rPr>
           <w:rFonts w:ascii="Courier New" w:hAnsi="Courier New" w:cs="Courier New"/>
-          <w:highlight w:val="yellow"/>
         </w:rPr>
         <w:t>0686 .</w:t>
       </w:r>
@@ -103,7 +108,6 @@
       <w:r>
         <w:rPr>
           <w:rFonts w:ascii="Courier New" w:hAnsi="Courier New" w:cs="Courier New"/>
-          <w:highlight w:val="yellow"/>
         </w:rPr>
         <w:t xml:space="preserve">  </w:t>
       </w:r>
@@ -186,13 +190,146 @@
         <w:pStyle w:val="PlainText"/>
         <w:rPr>
           <w:rFonts w:ascii="Courier New" w:hAnsi="Courier New" w:cs="Courier New"/>
-        </w:rPr>
-      </w:pPr>
-      <w:r>
-        <w:rPr>
-          <w:rFonts w:ascii="Courier New" w:hAnsi="Courier New" w:cs="Courier New"/>
-        </w:rPr>
-        <w:t>---</w:t>
+          <w:b/>
+          <w:bCs/>
+        </w:rPr>
+      </w:pPr>
+      <w:r>
+        <w:rPr>
+          <w:rFonts w:ascii="Courier New" w:hAnsi="Courier New" w:cs="Courier New"/>
+          <w:b/>
+          <w:bCs/>
+        </w:rPr>
+        <w:t>Carbamazepine (additive)</w:t>
+      </w:r>
+    </w:p>
+    <w:p>
+      <w:pPr>
+        <w:pStyle w:val="PlainText"/>
+        <w:rPr>
+          <w:rFonts w:ascii="Courier New" w:hAnsi="Courier New" w:cs="Courier New"/>
+        </w:rPr>
+      </w:pPr>
+      <w:r>
+        <w:rPr>
+          <w:rFonts w:ascii="Courier New" w:hAnsi="Courier New" w:cs="Courier New"/>
+        </w:rPr>
+        <w:t xml:space="preserve">            </w:t>
+      </w:r>
+      <w:proofErr w:type="spellStart"/>
+      <w:r>
+        <w:rPr>
+          <w:rFonts w:ascii="Courier New" w:hAnsi="Courier New" w:cs="Courier New"/>
+        </w:rPr>
+        <w:t>Df</w:t>
+      </w:r>
+      <w:proofErr w:type="spellEnd"/>
+      <w:r>
+        <w:rPr>
+          <w:rFonts w:ascii="Courier New" w:hAnsi="Courier New" w:cs="Courier New"/>
+        </w:rPr>
+        <w:t xml:space="preserve"> Sum Sq Mean Sq F </w:t>
+      </w:r>
+      <w:proofErr w:type="gramStart"/>
+      <w:r>
+        <w:rPr>
+          <w:rFonts w:ascii="Courier New" w:hAnsi="Courier New" w:cs="Courier New"/>
+        </w:rPr>
+        <w:t>value</w:t>
+      </w:r>
+      <w:proofErr w:type="gramEnd"/>
+      <w:r>
+        <w:rPr>
+          <w:rFonts w:ascii="Courier New" w:hAnsi="Courier New" w:cs="Courier New"/>
+        </w:rPr>
+        <w:t xml:space="preserve"> </w:t>
+      </w:r>
+      <w:proofErr w:type="spellStart"/>
+      <w:r>
+        <w:rPr>
+          <w:rFonts w:ascii="Courier New" w:hAnsi="Courier New" w:cs="Courier New"/>
+        </w:rPr>
+        <w:t>Pr</w:t>
+      </w:r>
+      <w:proofErr w:type="spellEnd"/>
+      <w:r>
+        <w:rPr>
+          <w:rFonts w:ascii="Courier New" w:hAnsi="Courier New" w:cs="Courier New"/>
+        </w:rPr>
+        <w:t xml:space="preserve">(&gt;F)    </w:t>
+      </w:r>
+    </w:p>
+    <w:p>
+      <w:pPr>
+        <w:pStyle w:val="PlainText"/>
+        <w:rPr>
+          <w:rFonts w:ascii="Courier New" w:hAnsi="Courier New" w:cs="Courier New"/>
+        </w:rPr>
+      </w:pPr>
+      <w:r>
+        <w:rPr>
+          <w:rFonts w:ascii="Courier New" w:hAnsi="Courier New" w:cs="Courier New"/>
+        </w:rPr>
+        <w:t>Treatment2   9   18.5     2.1   1.843 0.</w:t>
+      </w:r>
+      <w:proofErr w:type="gramStart"/>
+      <w:r>
+        <w:rPr>
+          <w:rFonts w:ascii="Courier New" w:hAnsi="Courier New" w:cs="Courier New"/>
+        </w:rPr>
+        <w:t>0758 .</w:t>
+      </w:r>
+      <w:proofErr w:type="gramEnd"/>
+      <w:r>
+        <w:rPr>
+          <w:rFonts w:ascii="Courier New" w:hAnsi="Courier New" w:cs="Courier New"/>
+        </w:rPr>
+        <w:t xml:space="preserve">  </w:t>
+      </w:r>
+    </w:p>
+    <w:p>
+      <w:pPr>
+        <w:pStyle w:val="PlainText"/>
+        <w:rPr>
+          <w:rFonts w:ascii="Courier New" w:hAnsi="Courier New" w:cs="Courier New"/>
+        </w:rPr>
+      </w:pPr>
+      <w:r>
+        <w:rPr>
+          <w:rFonts w:ascii="Courier New" w:hAnsi="Courier New" w:cs="Courier New"/>
+          <w:highlight w:val="yellow"/>
+        </w:rPr>
+        <w:t xml:space="preserve">Nutrients    </w:t>
+      </w:r>
+      <w:proofErr w:type="gramStart"/>
+      <w:r>
+        <w:rPr>
+          <w:rFonts w:ascii="Courier New" w:hAnsi="Courier New" w:cs="Courier New"/>
+          <w:highlight w:val="yellow"/>
+        </w:rPr>
+        <w:t>1  493.5</w:t>
+      </w:r>
+      <w:proofErr w:type="gramEnd"/>
+      <w:r>
+        <w:rPr>
+          <w:rFonts w:ascii="Courier New" w:hAnsi="Courier New" w:cs="Courier New"/>
+          <w:highlight w:val="yellow"/>
+        </w:rPr>
+        <w:t xml:space="preserve">   493.5 442.667 &lt;2e-16 ***</w:t>
+      </w:r>
+    </w:p>
+    <w:p>
+      <w:pPr>
+        <w:pStyle w:val="PlainText"/>
+        <w:rPr>
+          <w:rFonts w:ascii="Courier New" w:hAnsi="Courier New" w:cs="Courier New"/>
+        </w:rPr>
+      </w:pPr>
+      <w:r>
+        <w:rPr>
+          <w:rFonts w:ascii="Courier New" w:hAnsi="Courier New" w:cs="Courier New"/>
+        </w:rPr>
+        <w:t xml:space="preserve">Residuals   69   76.9     1.1                   </w:t>
       </w:r>
     </w:p>
     <w:p>
@@ -319,86 +456,13 @@
       <w:r>
         <w:rPr>
           <w:rFonts w:ascii="Courier New" w:hAnsi="Courier New" w:cs="Courier New"/>
-        </w:rPr>
-        <w:t xml:space="preserve">Shapiro-Wilk </w:t>
-      </w:r>
-      <w:proofErr w:type="gramStart"/>
-      <w:r>
-        <w:rPr>
-          <w:rFonts w:ascii="Courier New" w:hAnsi="Courier New" w:cs="Courier New"/>
-        </w:rPr>
-        <w:t>normality test</w:t>
-      </w:r>
-      <w:proofErr w:type="gramEnd"/>
-    </w:p>
-    <w:p>
-      <w:pPr>
-        <w:pStyle w:val="PlainText"/>
-        <w:rPr>
-          <w:rFonts w:ascii="Courier New" w:hAnsi="Courier New" w:cs="Courier New"/>
-        </w:rPr>
-      </w:pPr>
-    </w:p>
-    <w:p>
-      <w:pPr>
-        <w:pStyle w:val="PlainText"/>
-        <w:rPr>
-          <w:rFonts w:ascii="Courier New" w:hAnsi="Courier New" w:cs="Courier New"/>
-        </w:rPr>
-      </w:pPr>
-      <w:r>
-        <w:rPr>
-          <w:rFonts w:ascii="Courier New" w:hAnsi="Courier New" w:cs="Courier New"/>
-        </w:rPr>
-        <w:t>data</w:t>
-      </w:r>
-      <w:proofErr w:type="gramStart"/>
-      <w:r>
-        <w:rPr>
-          <w:rFonts w:ascii="Courier New" w:hAnsi="Courier New" w:cs="Courier New"/>
-        </w:rPr>
-        <w:t>:  resid</w:t>
-      </w:r>
-      <w:proofErr w:type="gramEnd"/>
-      <w:r>
-        <w:rPr>
-          <w:rFonts w:ascii="Courier New" w:hAnsi="Courier New" w:cs="Courier New"/>
-        </w:rPr>
-        <w:t>(carb_2way)</w:t>
-      </w:r>
-    </w:p>
-    <w:p>
-      <w:pPr>
-        <w:pStyle w:val="PlainText"/>
-        <w:rPr>
-          <w:rFonts w:ascii="Courier New" w:hAnsi="Courier New" w:cs="Courier New"/>
-        </w:rPr>
-      </w:pPr>
-      <w:r>
-        <w:rPr>
-          <w:rFonts w:ascii="Courier New" w:hAnsi="Courier New" w:cs="Courier New"/>
-          <w:highlight w:val="yellow"/>
-        </w:rPr>
-        <w:t>W = 0.96252, p-value = 0.01921</w:t>
-      </w:r>
-    </w:p>
-    <w:p>
-      <w:pPr>
-        <w:pStyle w:val="PlainText"/>
-        <w:rPr>
-          <w:rFonts w:ascii="Courier New" w:hAnsi="Courier New" w:cs="Courier New"/>
-        </w:rPr>
-      </w:pPr>
-      <w:r>
-        <w:rPr>
-          <w:rFonts w:ascii="Courier New" w:hAnsi="Courier New" w:cs="Courier New"/>
           <w:noProof/>
         </w:rPr>
         <w:drawing>
-          <wp:inline distT="0" distB="0" distL="0" distR="0" wp14:anchorId="039FC4A1" wp14:editId="229DAA41">
-            <wp:extent cx="3335606" cy="2514600"/>
+          <wp:inline distT="0" distB="0" distL="0" distR="0" wp14:anchorId="6549825E" wp14:editId="152DDCAF">
+            <wp:extent cx="3455832" cy="2514600"/>
             <wp:effectExtent l="0" t="0" r="0" b="0"/>
-            <wp:docPr id="102425627" name="Picture 6"/>
+            <wp:docPr id="835973846" name="Picture 1"/>
             <wp:cNvGraphicFramePr>
               <a:graphicFrameLocks xmlns:a="http://schemas.openxmlformats.org/drawingml/2006/main" noChangeAspect="1"/>
             </wp:cNvGraphicFramePr>
@@ -406,13 +470,13 @@
               <a:graphicData uri="http://schemas.openxmlformats.org/drawingml/2006/picture">
                 <pic:pic xmlns:pic="http://schemas.openxmlformats.org/drawingml/2006/picture">
                   <pic:nvPicPr>
-                    <pic:cNvPr id="0" name="Picture 7"/>
+                    <pic:cNvPr id="0" name="Picture 2"/>
                     <pic:cNvPicPr>
                       <a:picLocks noChangeAspect="1" noChangeArrowheads="1"/>
                     </pic:cNvPicPr>
                   </pic:nvPicPr>
                   <pic:blipFill>
-                    <a:blip r:embed="rId4">
+                    <a:blip r:embed="rId4" cstate="print">
                       <a:extLst>
                         <a:ext uri="{28A0092B-C50C-407E-A947-70E740481C1C}">
                           <a14:useLocalDpi xmlns:a14="http://schemas.microsoft.com/office/drawing/2010/main" val="0"/>
@@ -427,7 +491,7 @@
                   <pic:spPr bwMode="auto">
                     <a:xfrm>
                       <a:off x="0" y="0"/>
-                      <a:ext cx="3335606" cy="2514600"/>
+                      <a:ext cx="3455832" cy="2514600"/>
                     </a:xfrm>
                     <a:prstGeom prst="rect">
                       <a:avLst/>
@@ -451,13 +515,87 @@
       <w:r>
         <w:rPr>
           <w:rFonts w:ascii="Courier New" w:hAnsi="Courier New" w:cs="Courier New"/>
+        </w:rPr>
+        <w:tab/>
+        <w:t xml:space="preserve">Shapiro-Wilk </w:t>
+      </w:r>
+      <w:proofErr w:type="gramStart"/>
+      <w:r>
+        <w:rPr>
+          <w:rFonts w:ascii="Courier New" w:hAnsi="Courier New" w:cs="Courier New"/>
+        </w:rPr>
+        <w:t>normality test</w:t>
+      </w:r>
+      <w:proofErr w:type="gramEnd"/>
+    </w:p>
+    <w:p>
+      <w:pPr>
+        <w:pStyle w:val="PlainText"/>
+        <w:rPr>
+          <w:rFonts w:ascii="Courier New" w:hAnsi="Courier New" w:cs="Courier New"/>
+        </w:rPr>
+      </w:pPr>
+    </w:p>
+    <w:p>
+      <w:pPr>
+        <w:pStyle w:val="PlainText"/>
+        <w:rPr>
+          <w:rFonts w:ascii="Courier New" w:hAnsi="Courier New" w:cs="Courier New"/>
+        </w:rPr>
+      </w:pPr>
+      <w:r>
+        <w:rPr>
+          <w:rFonts w:ascii="Courier New" w:hAnsi="Courier New" w:cs="Courier New"/>
+        </w:rPr>
+        <w:t>data</w:t>
+      </w:r>
+      <w:proofErr w:type="gramStart"/>
+      <w:r>
+        <w:rPr>
+          <w:rFonts w:ascii="Courier New" w:hAnsi="Courier New" w:cs="Courier New"/>
+        </w:rPr>
+        <w:t>:  resid</w:t>
+      </w:r>
+      <w:proofErr w:type="gramEnd"/>
+      <w:r>
+        <w:rPr>
+          <w:rFonts w:ascii="Courier New" w:hAnsi="Courier New" w:cs="Courier New"/>
+        </w:rPr>
+        <w:t>(carb_2way)</w:t>
+      </w:r>
+    </w:p>
+    <w:p>
+      <w:pPr>
+        <w:pStyle w:val="PlainText"/>
+        <w:rPr>
+          <w:rFonts w:ascii="Courier New" w:hAnsi="Courier New" w:cs="Courier New"/>
+        </w:rPr>
+      </w:pPr>
+      <w:r>
+        <w:rPr>
+          <w:rFonts w:ascii="Courier New" w:hAnsi="Courier New" w:cs="Courier New"/>
+          <w:highlight w:val="yellow"/>
+        </w:rPr>
+        <w:t>W = 0.96252, p-value = 0.01921</w:t>
+      </w:r>
+    </w:p>
+    <w:p>
+      <w:pPr>
+        <w:pStyle w:val="PlainText"/>
+        <w:rPr>
+          <w:rFonts w:ascii="Courier New" w:hAnsi="Courier New" w:cs="Courier New"/>
+        </w:rPr>
+      </w:pPr>
+      <w:r>
+        <w:rPr>
+          <w:rFonts w:ascii="Courier New" w:hAnsi="Courier New" w:cs="Courier New"/>
           <w:noProof/>
         </w:rPr>
         <w:drawing>
-          <wp:inline distT="0" distB="0" distL="0" distR="0" wp14:anchorId="2F90823F" wp14:editId="554713F8">
+          <wp:inline distT="0" distB="0" distL="0" distR="0" wp14:anchorId="20A18092" wp14:editId="600536F0">
             <wp:extent cx="3335606" cy="2514600"/>
             <wp:effectExtent l="0" t="0" r="0" b="0"/>
-            <wp:docPr id="1250744379" name="Picture 5"/>
+            <wp:docPr id="1499736920" name="Picture 2"/>
             <wp:cNvGraphicFramePr>
               <a:graphicFrameLocks xmlns:a="http://schemas.openxmlformats.org/drawingml/2006/main" noChangeAspect="1"/>
             </wp:cNvGraphicFramePr>
@@ -465,7 +603,7 @@
               <a:graphicData uri="http://schemas.openxmlformats.org/drawingml/2006/picture">
                 <pic:pic xmlns:pic="http://schemas.openxmlformats.org/drawingml/2006/picture">
                   <pic:nvPicPr>
-                    <pic:cNvPr id="0" name="Picture 6"/>
+                    <pic:cNvPr id="0" name="Picture 3"/>
                     <pic:cNvPicPr>
                       <a:picLocks noChangeAspect="1" noChangeArrowheads="1"/>
                     </pic:cNvPicPr>
@@ -502,21 +640,6 @@
     </w:p>
     <w:p>
       <w:pPr>
-        <w:rPr>
-          <w:rFonts w:ascii="Courier New" w:hAnsi="Courier New" w:cs="Courier New"/>
-          <w:sz w:val="21"/>
-          <w:szCs w:val="21"/>
-        </w:rPr>
-      </w:pPr>
-      <w:r>
-        <w:rPr>
-          <w:rFonts w:ascii="Courier New" w:hAnsi="Courier New" w:cs="Courier New"/>
-        </w:rPr>
-        <w:br w:type="page"/>
-      </w:r>
-    </w:p>
-    <w:p>
-      <w:pPr>
         <w:pStyle w:val="PlainText"/>
         <w:rPr>
           <w:rFonts w:ascii="Courier New" w:hAnsi="Courier New" w:cs="Courier New"/>
@@ -531,7 +654,7 @@
           <w:bCs/>
         </w:rPr>
         <w:lastRenderedPageBreak/>
-        <w:t>PFOS</w:t>
+        <w:t>Diclofenac (interactive)</w:t>
       </w:r>
     </w:p>
     <w:p>
@@ -595,71 +718,53 @@
         <w:pStyle w:val="PlainText"/>
         <w:rPr>
           <w:rFonts w:ascii="Courier New" w:hAnsi="Courier New" w:cs="Courier New"/>
-          <w:highlight w:val="yellow"/>
-        </w:rPr>
-      </w:pPr>
-      <w:r>
-        <w:rPr>
-          <w:rFonts w:ascii="Courier New" w:hAnsi="Courier New" w:cs="Courier New"/>
-          <w:highlight w:val="yellow"/>
-        </w:rPr>
-        <w:t xml:space="preserve">Treatment2            </w:t>
-      </w:r>
-      <w:proofErr w:type="gramStart"/>
-      <w:r>
-        <w:rPr>
-          <w:rFonts w:ascii="Courier New" w:hAnsi="Courier New" w:cs="Courier New"/>
-          <w:highlight w:val="yellow"/>
-        </w:rPr>
-        <w:t>9  23.84</w:t>
-      </w:r>
-      <w:proofErr w:type="gramEnd"/>
-      <w:r>
-        <w:rPr>
-          <w:rFonts w:ascii="Courier New" w:hAnsi="Courier New" w:cs="Courier New"/>
-          <w:highlight w:val="yellow"/>
-        </w:rPr>
-        <w:t xml:space="preserve">    2.65   2.960 0.005611 ** </w:t>
-      </w:r>
-    </w:p>
-    <w:p>
-      <w:pPr>
-        <w:pStyle w:val="PlainText"/>
-        <w:rPr>
-          <w:rFonts w:ascii="Courier New" w:hAnsi="Courier New" w:cs="Courier New"/>
-          <w:highlight w:val="yellow"/>
-        </w:rPr>
-      </w:pPr>
-      <w:r>
-        <w:rPr>
-          <w:rFonts w:ascii="Courier New" w:hAnsi="Courier New" w:cs="Courier New"/>
-          <w:highlight w:val="yellow"/>
-        </w:rPr>
-        <w:t xml:space="preserve">Nutrients             1 </w:t>
-      </w:r>
-      <w:proofErr w:type="gramStart"/>
-      <w:r>
-        <w:rPr>
-          <w:rFonts w:ascii="Courier New" w:hAnsi="Courier New" w:cs="Courier New"/>
-          <w:highlight w:val="yellow"/>
-        </w:rPr>
-        <w:t>128.79  128.79</w:t>
-      </w:r>
-      <w:proofErr w:type="gramEnd"/>
-      <w:r>
-        <w:rPr>
-          <w:rFonts w:ascii="Courier New" w:hAnsi="Courier New" w:cs="Courier New"/>
-          <w:highlight w:val="yellow"/>
-        </w:rPr>
-        <w:t xml:space="preserve"> 143.</w:t>
-      </w:r>
-      <w:proofErr w:type="gramStart"/>
-      <w:r>
-        <w:rPr>
-          <w:rFonts w:ascii="Courier New" w:hAnsi="Courier New" w:cs="Courier New"/>
-          <w:highlight w:val="yellow"/>
-        </w:rPr>
-        <w:t>917  &lt;</w:t>
+        </w:rPr>
+      </w:pPr>
+      <w:r>
+        <w:rPr>
+          <w:rFonts w:ascii="Courier New" w:hAnsi="Courier New" w:cs="Courier New"/>
+          <w:highlight w:val="yellow"/>
+        </w:rPr>
+        <w:t>Treatment2            9   77.1     8.6   6.045 5.37e-06 ***</w:t>
+      </w:r>
+    </w:p>
+    <w:p>
+      <w:pPr>
+        <w:pStyle w:val="PlainText"/>
+        <w:rPr>
+          <w:rFonts w:ascii="Courier New" w:hAnsi="Courier New" w:cs="Courier New"/>
+        </w:rPr>
+      </w:pPr>
+      <w:r>
+        <w:rPr>
+          <w:rFonts w:ascii="Courier New" w:hAnsi="Courier New" w:cs="Courier New"/>
+          <w:highlight w:val="yellow"/>
+        </w:rPr>
+        <w:t xml:space="preserve">Nutrients             </w:t>
+      </w:r>
+      <w:proofErr w:type="gramStart"/>
+      <w:r>
+        <w:rPr>
+          <w:rFonts w:ascii="Courier New" w:hAnsi="Courier New" w:cs="Courier New"/>
+          <w:highlight w:val="yellow"/>
+        </w:rPr>
+        <w:t>1  985.9</w:t>
+      </w:r>
+      <w:proofErr w:type="gramEnd"/>
+      <w:r>
+        <w:rPr>
+          <w:rFonts w:ascii="Courier New" w:hAnsi="Courier New" w:cs="Courier New"/>
+          <w:highlight w:val="yellow"/>
+        </w:rPr>
+        <w:t xml:space="preserve">   985.9 695.</w:t>
+      </w:r>
+      <w:proofErr w:type="gramStart"/>
+      <w:r>
+        <w:rPr>
+          <w:rFonts w:ascii="Courier New" w:hAnsi="Courier New" w:cs="Courier New"/>
+          <w:highlight w:val="yellow"/>
+        </w:rPr>
+        <w:t>292  &lt;</w:t>
       </w:r>
       <w:proofErr w:type="gramEnd"/>
       <w:r>
@@ -706,253 +811,54 @@
           <w:rFonts w:ascii="Courier New" w:hAnsi="Courier New" w:cs="Courier New"/>
           <w:highlight w:val="yellow"/>
         </w:rPr>
-        <w:t>9  30.30</w:t>
-      </w:r>
-      <w:proofErr w:type="gramEnd"/>
-      <w:r>
-        <w:rPr>
-          <w:rFonts w:ascii="Courier New" w:hAnsi="Courier New" w:cs="Courier New"/>
-          <w:highlight w:val="yellow"/>
-        </w:rPr>
-        <w:t xml:space="preserve">    3.37   3.762 0.000839 ***</w:t>
-      </w:r>
-    </w:p>
-    <w:p>
-      <w:pPr>
-        <w:pStyle w:val="PlainText"/>
-        <w:rPr>
-          <w:rFonts w:ascii="Courier New" w:hAnsi="Courier New" w:cs="Courier New"/>
-        </w:rPr>
-      </w:pPr>
-      <w:r>
-        <w:rPr>
-          <w:rFonts w:ascii="Courier New" w:hAnsi="Courier New" w:cs="Courier New"/>
-        </w:rPr>
-        <w:t xml:space="preserve">Residuals            </w:t>
-      </w:r>
-      <w:proofErr w:type="gramStart"/>
-      <w:r>
-        <w:rPr>
-          <w:rFonts w:ascii="Courier New" w:hAnsi="Courier New" w:cs="Courier New"/>
-        </w:rPr>
-        <w:t>60  53.69</w:t>
-      </w:r>
-      <w:proofErr w:type="gramEnd"/>
-      <w:r>
-        <w:rPr>
-          <w:rFonts w:ascii="Courier New" w:hAnsi="Courier New" w:cs="Courier New"/>
-        </w:rPr>
-        <w:t xml:space="preserve">    0.89                     </w:t>
-      </w:r>
-    </w:p>
-    <w:p>
-      <w:pPr>
-        <w:pStyle w:val="PlainText"/>
-        <w:rPr>
-          <w:rFonts w:ascii="Courier New" w:hAnsi="Courier New" w:cs="Courier New"/>
-        </w:rPr>
-      </w:pPr>
-      <w:r>
-        <w:rPr>
-          <w:rFonts w:ascii="Courier New" w:hAnsi="Courier New" w:cs="Courier New"/>
-        </w:rPr>
-        <w:t>---</w:t>
-      </w:r>
-    </w:p>
-    <w:p>
-      <w:pPr>
-        <w:pStyle w:val="PlainText"/>
-        <w:rPr>
-          <w:rFonts w:ascii="Courier New" w:hAnsi="Courier New" w:cs="Courier New"/>
-        </w:rPr>
-      </w:pPr>
-    </w:p>
-    <w:p>
-      <w:pPr>
-        <w:pStyle w:val="PlainText"/>
-        <w:rPr>
-          <w:rFonts w:ascii="Courier New" w:hAnsi="Courier New" w:cs="Courier New"/>
-        </w:rPr>
-      </w:pPr>
-      <w:r>
-        <w:rPr>
-          <w:rFonts w:ascii="Courier New" w:hAnsi="Courier New" w:cs="Courier New"/>
-        </w:rPr>
-        <w:t>Levene's Test for Homogeneity of Variance (center = median)</w:t>
-      </w:r>
-    </w:p>
-    <w:p>
-      <w:pPr>
-        <w:pStyle w:val="PlainText"/>
-        <w:rPr>
-          <w:rFonts w:ascii="Courier New" w:hAnsi="Courier New" w:cs="Courier New"/>
-        </w:rPr>
-      </w:pPr>
-    </w:p>
-    <w:p>
-      <w:pPr>
-        <w:pStyle w:val="PlainText"/>
-        <w:rPr>
-          <w:rFonts w:ascii="Courier New" w:hAnsi="Courier New" w:cs="Courier New"/>
-        </w:rPr>
-      </w:pPr>
-      <w:r>
-        <w:rPr>
-          <w:rFonts w:ascii="Courier New" w:hAnsi="Courier New" w:cs="Courier New"/>
-        </w:rPr>
-        <w:t xml:space="preserve">      </w:t>
-      </w:r>
-      <w:proofErr w:type="spellStart"/>
-      <w:r>
-        <w:rPr>
-          <w:rFonts w:ascii="Courier New" w:hAnsi="Courier New" w:cs="Courier New"/>
-        </w:rPr>
-        <w:t>Df</w:t>
-      </w:r>
-      <w:proofErr w:type="spellEnd"/>
-      <w:r>
-        <w:rPr>
-          <w:rFonts w:ascii="Courier New" w:hAnsi="Courier New" w:cs="Courier New"/>
-        </w:rPr>
-        <w:t xml:space="preserve"> F value </w:t>
-      </w:r>
-      <w:proofErr w:type="spellStart"/>
-      <w:r>
-        <w:rPr>
-          <w:rFonts w:ascii="Courier New" w:hAnsi="Courier New" w:cs="Courier New"/>
-        </w:rPr>
-        <w:t>Pr</w:t>
-      </w:r>
-      <w:proofErr w:type="spellEnd"/>
-      <w:r>
-        <w:rPr>
-          <w:rFonts w:ascii="Courier New" w:hAnsi="Courier New" w:cs="Courier New"/>
-        </w:rPr>
-        <w:t>(&gt;F)</w:t>
-      </w:r>
-    </w:p>
-    <w:p>
-      <w:pPr>
-        <w:pStyle w:val="PlainText"/>
-        <w:rPr>
-          <w:rFonts w:ascii="Courier New" w:hAnsi="Courier New" w:cs="Courier New"/>
-        </w:rPr>
-      </w:pPr>
-      <w:r>
-        <w:rPr>
-          <w:rFonts w:ascii="Courier New" w:hAnsi="Courier New" w:cs="Courier New"/>
-        </w:rPr>
-        <w:t xml:space="preserve">group </w:t>
-      </w:r>
-      <w:proofErr w:type="gramStart"/>
-      <w:r>
-        <w:rPr>
-          <w:rFonts w:ascii="Courier New" w:hAnsi="Courier New" w:cs="Courier New"/>
-        </w:rPr>
-        <w:t>19  1.3815</w:t>
-      </w:r>
-      <w:proofErr w:type="gramEnd"/>
-      <w:r>
-        <w:rPr>
-          <w:rFonts w:ascii="Courier New" w:hAnsi="Courier New" w:cs="Courier New"/>
-        </w:rPr>
-        <w:t xml:space="preserve"> 0.1711</w:t>
-      </w:r>
-    </w:p>
-    <w:p>
-      <w:pPr>
-        <w:pStyle w:val="PlainText"/>
-        <w:rPr>
-          <w:rFonts w:ascii="Courier New" w:hAnsi="Courier New" w:cs="Courier New"/>
-        </w:rPr>
-      </w:pPr>
-      <w:r>
-        <w:rPr>
-          <w:rFonts w:ascii="Courier New" w:hAnsi="Courier New" w:cs="Courier New"/>
-        </w:rPr>
-        <w:t xml:space="preserve">      60               </w:t>
-      </w:r>
-    </w:p>
-    <w:p>
-      <w:pPr>
-        <w:pStyle w:val="PlainText"/>
-        <w:rPr>
-          <w:rFonts w:ascii="Courier New" w:hAnsi="Courier New" w:cs="Courier New"/>
-        </w:rPr>
-      </w:pPr>
-    </w:p>
-    <w:p>
-      <w:pPr>
-        <w:pStyle w:val="PlainText"/>
-        <w:rPr>
-          <w:rFonts w:ascii="Courier New" w:hAnsi="Courier New" w:cs="Courier New"/>
-        </w:rPr>
-      </w:pPr>
-      <w:r>
-        <w:rPr>
-          <w:rFonts w:ascii="Courier New" w:hAnsi="Courier New" w:cs="Courier New"/>
-        </w:rPr>
-        <w:t xml:space="preserve">Shapiro-Wilk </w:t>
-      </w:r>
-      <w:proofErr w:type="gramStart"/>
-      <w:r>
-        <w:rPr>
-          <w:rFonts w:ascii="Courier New" w:hAnsi="Courier New" w:cs="Courier New"/>
-        </w:rPr>
-        <w:t>normality test</w:t>
-      </w:r>
-      <w:proofErr w:type="gramEnd"/>
-    </w:p>
-    <w:p>
-      <w:pPr>
-        <w:pStyle w:val="PlainText"/>
-        <w:rPr>
-          <w:rFonts w:ascii="Courier New" w:hAnsi="Courier New" w:cs="Courier New"/>
-        </w:rPr>
-      </w:pPr>
-    </w:p>
-    <w:p>
-      <w:pPr>
-        <w:pStyle w:val="PlainText"/>
-        <w:rPr>
-          <w:rFonts w:ascii="Courier New" w:hAnsi="Courier New" w:cs="Courier New"/>
-        </w:rPr>
-      </w:pPr>
-      <w:r>
-        <w:rPr>
-          <w:rFonts w:ascii="Courier New" w:hAnsi="Courier New" w:cs="Courier New"/>
-        </w:rPr>
-        <w:t>data</w:t>
-      </w:r>
-      <w:proofErr w:type="gramStart"/>
-      <w:r>
-        <w:rPr>
-          <w:rFonts w:ascii="Courier New" w:hAnsi="Courier New" w:cs="Courier New"/>
-        </w:rPr>
-        <w:t>:  resid</w:t>
-      </w:r>
-      <w:proofErr w:type="gramEnd"/>
-      <w:r>
-        <w:rPr>
-          <w:rFonts w:ascii="Courier New" w:hAnsi="Courier New" w:cs="Courier New"/>
-        </w:rPr>
-        <w:t>(pfos_2way)</w:t>
-      </w:r>
-    </w:p>
-    <w:p>
-      <w:pPr>
-        <w:pStyle w:val="PlainText"/>
-        <w:rPr>
-          <w:rFonts w:ascii="Courier New" w:hAnsi="Courier New" w:cs="Courier New"/>
-        </w:rPr>
-      </w:pPr>
-      <w:r>
-        <w:rPr>
-          <w:rFonts w:ascii="Courier New" w:hAnsi="Courier New" w:cs="Courier New"/>
-          <w:highlight w:val="yellow"/>
-        </w:rPr>
-        <w:t>W = 0.96899, p-value = 0.04893</w:t>
-      </w:r>
+        <w:t>9  148.0</w:t>
+      </w:r>
+      <w:proofErr w:type="gramEnd"/>
+      <w:r>
+        <w:rPr>
+          <w:rFonts w:ascii="Courier New" w:hAnsi="Courier New" w:cs="Courier New"/>
+          <w:highlight w:val="yellow"/>
+        </w:rPr>
+        <w:t xml:space="preserve">    </w:t>
+      </w:r>
+      <w:proofErr w:type="gramStart"/>
+      <w:r>
+        <w:rPr>
+          <w:rFonts w:ascii="Courier New" w:hAnsi="Courier New" w:cs="Courier New"/>
+          <w:highlight w:val="yellow"/>
+        </w:rPr>
+        <w:t>16.4  11.598</w:t>
+      </w:r>
+      <w:proofErr w:type="gramEnd"/>
+      <w:r>
+        <w:rPr>
+          <w:rFonts w:ascii="Courier New" w:hAnsi="Courier New" w:cs="Courier New"/>
+          <w:highlight w:val="yellow"/>
+        </w:rPr>
+        <w:t xml:space="preserve"> 2.64e-10 ***</w:t>
+      </w:r>
+    </w:p>
+    <w:p>
+      <w:pPr>
+        <w:pStyle w:val="PlainText"/>
+        <w:rPr>
+          <w:rFonts w:ascii="Courier New" w:hAnsi="Courier New" w:cs="Courier New"/>
+        </w:rPr>
+      </w:pPr>
+      <w:r>
+        <w:rPr>
+          <w:rFonts w:ascii="Courier New" w:hAnsi="Courier New" w:cs="Courier New"/>
+        </w:rPr>
+        <w:t xml:space="preserve">Residuals            60   85.1     1.4                     </w:t>
+      </w:r>
+    </w:p>
+    <w:p>
+      <w:pPr>
+        <w:pStyle w:val="PlainText"/>
+        <w:rPr>
+          <w:rFonts w:ascii="Courier New" w:hAnsi="Courier New" w:cs="Courier New"/>
+        </w:rPr>
+      </w:pPr>
     </w:p>
     <w:p>
       <w:pPr>
@@ -967,10 +873,10 @@
           <w:noProof/>
         </w:rPr>
         <w:drawing>
-          <wp:inline distT="0" distB="0" distL="0" distR="0" wp14:anchorId="051C7573" wp14:editId="2013D6EF">
-            <wp:extent cx="3335606" cy="2514600"/>
+          <wp:inline distT="0" distB="0" distL="0" distR="0" wp14:anchorId="219883C4" wp14:editId="67E44C5F">
+            <wp:extent cx="3769999" cy="2743200"/>
             <wp:effectExtent l="0" t="0" r="0" b="0"/>
-            <wp:docPr id="678768946" name="Picture 4"/>
+            <wp:docPr id="1443102705" name="Picture 3"/>
             <wp:cNvGraphicFramePr>
               <a:graphicFrameLocks xmlns:a="http://schemas.openxmlformats.org/drawingml/2006/main" noChangeAspect="1"/>
             </wp:cNvGraphicFramePr>
@@ -978,13 +884,13 @@
               <a:graphicData uri="http://schemas.openxmlformats.org/drawingml/2006/picture">
                 <pic:pic xmlns:pic="http://schemas.openxmlformats.org/drawingml/2006/picture">
                   <pic:nvPicPr>
-                    <pic:cNvPr id="0" name="Picture 5"/>
+                    <pic:cNvPr id="0" name="Picture 4"/>
                     <pic:cNvPicPr>
                       <a:picLocks noChangeAspect="1" noChangeArrowheads="1"/>
                     </pic:cNvPicPr>
                   </pic:nvPicPr>
                   <pic:blipFill>
-                    <a:blip r:embed="rId6">
+                    <a:blip r:embed="rId6" cstate="print">
                       <a:extLst>
                         <a:ext uri="{28A0092B-C50C-407E-A947-70E740481C1C}">
                           <a14:useLocalDpi xmlns:a14="http://schemas.microsoft.com/office/drawing/2010/main" val="0"/>
@@ -999,7 +905,7 @@
                   <pic:spPr bwMode="auto">
                     <a:xfrm>
                       <a:off x="0" y="0"/>
-                      <a:ext cx="3335606" cy="2514600"/>
+                      <a:ext cx="3769999" cy="2743200"/>
                     </a:xfrm>
                     <a:prstGeom prst="rect">
                       <a:avLst/>
@@ -1023,13 +929,193 @@
       <w:r>
         <w:rPr>
           <w:rFonts w:ascii="Courier New" w:hAnsi="Courier New" w:cs="Courier New"/>
+        </w:rPr>
+        <w:t>Levene's Test for Homogeneity of Variance (center = median)</w:t>
+      </w:r>
+    </w:p>
+    <w:p>
+      <w:pPr>
+        <w:pStyle w:val="PlainText"/>
+        <w:rPr>
+          <w:rFonts w:ascii="Courier New" w:hAnsi="Courier New" w:cs="Courier New"/>
+        </w:rPr>
+      </w:pPr>
+      <w:r>
+        <w:rPr>
+          <w:rFonts w:ascii="Courier New" w:hAnsi="Courier New" w:cs="Courier New"/>
+        </w:rPr>
+        <w:t xml:space="preserve">      </w:t>
+      </w:r>
+      <w:proofErr w:type="spellStart"/>
+      <w:r>
+        <w:rPr>
+          <w:rFonts w:ascii="Courier New" w:hAnsi="Courier New" w:cs="Courier New"/>
+        </w:rPr>
+        <w:t>Df</w:t>
+      </w:r>
+      <w:proofErr w:type="spellEnd"/>
+      <w:r>
+        <w:rPr>
+          <w:rFonts w:ascii="Courier New" w:hAnsi="Courier New" w:cs="Courier New"/>
+        </w:rPr>
+        <w:t xml:space="preserve"> F value </w:t>
+      </w:r>
+      <w:proofErr w:type="spellStart"/>
+      <w:r>
+        <w:rPr>
+          <w:rFonts w:ascii="Courier New" w:hAnsi="Courier New" w:cs="Courier New"/>
+        </w:rPr>
+        <w:t>Pr</w:t>
+      </w:r>
+      <w:proofErr w:type="spellEnd"/>
+      <w:r>
+        <w:rPr>
+          <w:rFonts w:ascii="Courier New" w:hAnsi="Courier New" w:cs="Courier New"/>
+        </w:rPr>
+        <w:t>(&gt;F)</w:t>
+      </w:r>
+    </w:p>
+    <w:p>
+      <w:pPr>
+        <w:pStyle w:val="PlainText"/>
+        <w:rPr>
+          <w:rFonts w:ascii="Courier New" w:hAnsi="Courier New" w:cs="Courier New"/>
+        </w:rPr>
+      </w:pPr>
+      <w:r>
+        <w:rPr>
+          <w:rFonts w:ascii="Courier New" w:hAnsi="Courier New" w:cs="Courier New"/>
+        </w:rPr>
+        <w:t xml:space="preserve">group </w:t>
+      </w:r>
+      <w:proofErr w:type="gramStart"/>
+      <w:r>
+        <w:rPr>
+          <w:rFonts w:ascii="Courier New" w:hAnsi="Courier New" w:cs="Courier New"/>
+        </w:rPr>
+        <w:t>19  1.2846</w:t>
+      </w:r>
+      <w:proofErr w:type="gramEnd"/>
+      <w:r>
+        <w:rPr>
+          <w:rFonts w:ascii="Courier New" w:hAnsi="Courier New" w:cs="Courier New"/>
+        </w:rPr>
+        <w:t xml:space="preserve"> 0.2277</w:t>
+      </w:r>
+    </w:p>
+    <w:p>
+      <w:pPr>
+        <w:pStyle w:val="PlainText"/>
+        <w:rPr>
+          <w:rFonts w:ascii="Courier New" w:hAnsi="Courier New" w:cs="Courier New"/>
+        </w:rPr>
+      </w:pPr>
+      <w:r>
+        <w:rPr>
+          <w:rFonts w:ascii="Courier New" w:hAnsi="Courier New" w:cs="Courier New"/>
+        </w:rPr>
+        <w:t xml:space="preserve">      60               </w:t>
+      </w:r>
+    </w:p>
+    <w:p>
+      <w:pPr>
+        <w:pStyle w:val="PlainText"/>
+        <w:rPr>
+          <w:rFonts w:ascii="Courier New" w:hAnsi="Courier New" w:cs="Courier New"/>
+        </w:rPr>
+      </w:pPr>
+    </w:p>
+    <w:p>
+      <w:pPr>
+        <w:pStyle w:val="PlainText"/>
+        <w:rPr>
+          <w:rFonts w:ascii="Courier New" w:hAnsi="Courier New" w:cs="Courier New"/>
+        </w:rPr>
+      </w:pPr>
+      <w:r>
+        <w:rPr>
+          <w:rFonts w:ascii="Courier New" w:hAnsi="Courier New" w:cs="Courier New"/>
+        </w:rPr>
+        <w:tab/>
+        <w:t xml:space="preserve">Shapiro-Wilk </w:t>
+      </w:r>
+      <w:proofErr w:type="gramStart"/>
+      <w:r>
+        <w:rPr>
+          <w:rFonts w:ascii="Courier New" w:hAnsi="Courier New" w:cs="Courier New"/>
+        </w:rPr>
+        <w:t>normality test</w:t>
+      </w:r>
+      <w:proofErr w:type="gramEnd"/>
+    </w:p>
+    <w:p>
+      <w:pPr>
+        <w:pStyle w:val="PlainText"/>
+        <w:rPr>
+          <w:rFonts w:ascii="Courier New" w:hAnsi="Courier New" w:cs="Courier New"/>
+        </w:rPr>
+      </w:pPr>
+    </w:p>
+    <w:p>
+      <w:pPr>
+        <w:pStyle w:val="PlainText"/>
+        <w:rPr>
+          <w:rFonts w:ascii="Courier New" w:hAnsi="Courier New" w:cs="Courier New"/>
+        </w:rPr>
+      </w:pPr>
+      <w:r>
+        <w:rPr>
+          <w:rFonts w:ascii="Courier New" w:hAnsi="Courier New" w:cs="Courier New"/>
+        </w:rPr>
+        <w:t>data</w:t>
+      </w:r>
+      <w:proofErr w:type="gramStart"/>
+      <w:r>
+        <w:rPr>
+          <w:rFonts w:ascii="Courier New" w:hAnsi="Courier New" w:cs="Courier New"/>
+        </w:rPr>
+        <w:t>:  resid</w:t>
+      </w:r>
+      <w:proofErr w:type="gramEnd"/>
+      <w:r>
+        <w:rPr>
+          <w:rFonts w:ascii="Courier New" w:hAnsi="Courier New" w:cs="Courier New"/>
+        </w:rPr>
+        <w:t>(dic_2way)</w:t>
+      </w:r>
+    </w:p>
+    <w:p>
+      <w:pPr>
+        <w:pStyle w:val="PlainText"/>
+        <w:rPr>
+          <w:rFonts w:ascii="Courier New" w:hAnsi="Courier New" w:cs="Courier New"/>
+        </w:rPr>
+      </w:pPr>
+      <w:r>
+        <w:rPr>
+          <w:rFonts w:ascii="Courier New" w:hAnsi="Courier New" w:cs="Courier New"/>
+          <w:highlight w:val="yellow"/>
+        </w:rPr>
+        <w:t>W = 0.94868, p-value = 0.002899</w:t>
+      </w:r>
+    </w:p>
+    <w:p>
+      <w:pPr>
+        <w:pStyle w:val="PlainText"/>
+        <w:rPr>
+          <w:rFonts w:ascii="Courier New" w:hAnsi="Courier New" w:cs="Courier New"/>
+        </w:rPr>
+      </w:pPr>
+      <w:r>
+        <w:rPr>
+          <w:rFonts w:ascii="Courier New" w:hAnsi="Courier New" w:cs="Courier New"/>
           <w:noProof/>
         </w:rPr>
         <w:drawing>
-          <wp:inline distT="0" distB="0" distL="0" distR="0" wp14:anchorId="0029CC0A" wp14:editId="2472F2F0">
-            <wp:extent cx="3335606" cy="2514600"/>
+          <wp:inline distT="0" distB="0" distL="0" distR="0" wp14:anchorId="7D20AFFB" wp14:editId="64203A78">
+            <wp:extent cx="3769999" cy="2743200"/>
             <wp:effectExtent l="0" t="0" r="0" b="0"/>
-            <wp:docPr id="1448869254" name="Picture 3"/>
+            <wp:docPr id="572395806" name="Picture 4"/>
             <wp:cNvGraphicFramePr>
               <a:graphicFrameLocks xmlns:a="http://schemas.openxmlformats.org/drawingml/2006/main" noChangeAspect="1"/>
             </wp:cNvGraphicFramePr>
@@ -1037,13 +1123,13 @@
               <a:graphicData uri="http://schemas.openxmlformats.org/drawingml/2006/picture">
                 <pic:pic xmlns:pic="http://schemas.openxmlformats.org/drawingml/2006/picture">
                   <pic:nvPicPr>
-                    <pic:cNvPr id="0" name="Picture 4"/>
+                    <pic:cNvPr id="0" name="Picture 5"/>
                     <pic:cNvPicPr>
                       <a:picLocks noChangeAspect="1" noChangeArrowheads="1"/>
                     </pic:cNvPicPr>
                   </pic:nvPicPr>
                   <pic:blipFill>
-                    <a:blip r:embed="rId7">
+                    <a:blip r:embed="rId7" cstate="print">
                       <a:extLst>
                         <a:ext uri="{28A0092B-C50C-407E-A947-70E740481C1C}">
                           <a14:useLocalDpi xmlns:a14="http://schemas.microsoft.com/office/drawing/2010/main" val="0"/>
@@ -1058,7 +1144,7 @@
                   <pic:spPr bwMode="auto">
                     <a:xfrm>
                       <a:off x="0" y="0"/>
-                      <a:ext cx="3335606" cy="2514600"/>
+                      <a:ext cx="3769999" cy="2743200"/>
                     </a:xfrm>
                     <a:prstGeom prst="rect">
                       <a:avLst/>
@@ -1082,18 +1168,11 @@
     </w:p>
     <w:p>
       <w:pPr>
-        <w:rPr>
-          <w:rFonts w:ascii="Courier New" w:hAnsi="Courier New" w:cs="Courier New"/>
-          <w:sz w:val="21"/>
-          <w:szCs w:val="21"/>
-        </w:rPr>
-      </w:pPr>
-      <w:r>
-        <w:rPr>
-          <w:rFonts w:ascii="Courier New" w:hAnsi="Courier New" w:cs="Courier New"/>
-        </w:rPr>
-        <w:br w:type="page"/>
-      </w:r>
+        <w:pStyle w:val="PlainText"/>
+        <w:rPr>
+          <w:rFonts w:ascii="Courier New" w:hAnsi="Courier New" w:cs="Courier New"/>
+        </w:rPr>
+      </w:pPr>
     </w:p>
     <w:p>
       <w:pPr>
@@ -1111,7 +1190,7 @@
           <w:bCs/>
         </w:rPr>
         <w:lastRenderedPageBreak/>
-        <w:t>6ppd-q</w:t>
+        <w:t>PFOS (interactive)</w:t>
       </w:r>
     </w:p>
     <w:p>
@@ -1191,55 +1270,55 @@
           <w:rFonts w:ascii="Courier New" w:hAnsi="Courier New" w:cs="Courier New"/>
           <w:highlight w:val="yellow"/>
         </w:rPr>
-        <w:t>9  134.2</w:t>
-      </w:r>
-      <w:proofErr w:type="gramEnd"/>
-      <w:r>
-        <w:rPr>
-          <w:rFonts w:ascii="Courier New" w:hAnsi="Courier New" w:cs="Courier New"/>
-          <w:highlight w:val="yellow"/>
-        </w:rPr>
-        <w:t xml:space="preserve">    14.9   5.765 9.67e-06 ***</w:t>
-      </w:r>
-    </w:p>
-    <w:p>
-      <w:pPr>
-        <w:pStyle w:val="PlainText"/>
-        <w:rPr>
-          <w:rFonts w:ascii="Courier New" w:hAnsi="Courier New" w:cs="Courier New"/>
-          <w:highlight w:val="yellow"/>
-        </w:rPr>
-      </w:pPr>
-      <w:r>
-        <w:rPr>
-          <w:rFonts w:ascii="Courier New" w:hAnsi="Courier New" w:cs="Courier New"/>
-          <w:highlight w:val="yellow"/>
-        </w:rPr>
-        <w:t xml:space="preserve">Nutrients             </w:t>
-      </w:r>
-      <w:proofErr w:type="gramStart"/>
-      <w:r>
-        <w:rPr>
-          <w:rFonts w:ascii="Courier New" w:hAnsi="Courier New" w:cs="Courier New"/>
-          <w:highlight w:val="yellow"/>
-        </w:rPr>
-        <w:t>1  560.0</w:t>
-      </w:r>
-      <w:proofErr w:type="gramEnd"/>
-      <w:r>
-        <w:rPr>
-          <w:rFonts w:ascii="Courier New" w:hAnsi="Courier New" w:cs="Courier New"/>
-          <w:highlight w:val="yellow"/>
-        </w:rPr>
-        <w:t xml:space="preserve">   560.0 216.</w:t>
-      </w:r>
-      <w:proofErr w:type="gramStart"/>
-      <w:r>
-        <w:rPr>
-          <w:rFonts w:ascii="Courier New" w:hAnsi="Courier New" w:cs="Courier New"/>
-          <w:highlight w:val="yellow"/>
-        </w:rPr>
-        <w:t>485  &lt;</w:t>
+        <w:t>9  23.84</w:t>
+      </w:r>
+      <w:proofErr w:type="gramEnd"/>
+      <w:r>
+        <w:rPr>
+          <w:rFonts w:ascii="Courier New" w:hAnsi="Courier New" w:cs="Courier New"/>
+          <w:highlight w:val="yellow"/>
+        </w:rPr>
+        <w:t xml:space="preserve">    2.65   2.960 0.005611 ** </w:t>
+      </w:r>
+    </w:p>
+    <w:p>
+      <w:pPr>
+        <w:pStyle w:val="PlainText"/>
+        <w:rPr>
+          <w:rFonts w:ascii="Courier New" w:hAnsi="Courier New" w:cs="Courier New"/>
+          <w:highlight w:val="yellow"/>
+        </w:rPr>
+      </w:pPr>
+      <w:r>
+        <w:rPr>
+          <w:rFonts w:ascii="Courier New" w:hAnsi="Courier New" w:cs="Courier New"/>
+          <w:highlight w:val="yellow"/>
+        </w:rPr>
+        <w:t xml:space="preserve">Nutrients             1 </w:t>
+      </w:r>
+      <w:proofErr w:type="gramStart"/>
+      <w:r>
+        <w:rPr>
+          <w:rFonts w:ascii="Courier New" w:hAnsi="Courier New" w:cs="Courier New"/>
+          <w:highlight w:val="yellow"/>
+        </w:rPr>
+        <w:t>128.79  128.79</w:t>
+      </w:r>
+      <w:proofErr w:type="gramEnd"/>
+      <w:r>
+        <w:rPr>
+          <w:rFonts w:ascii="Courier New" w:hAnsi="Courier New" w:cs="Courier New"/>
+          <w:highlight w:val="yellow"/>
+        </w:rPr>
+        <w:t xml:space="preserve"> 143.</w:t>
+      </w:r>
+      <w:proofErr w:type="gramStart"/>
+      <w:r>
+        <w:rPr>
+          <w:rFonts w:ascii="Courier New" w:hAnsi="Courier New" w:cs="Courier New"/>
+          <w:highlight w:val="yellow"/>
+        </w:rPr>
+        <w:t>917  &lt;</w:t>
       </w:r>
       <w:proofErr w:type="gramEnd"/>
       <w:r>
@@ -1286,15 +1365,15 @@
           <w:rFonts w:ascii="Courier New" w:hAnsi="Courier New" w:cs="Courier New"/>
           <w:highlight w:val="yellow"/>
         </w:rPr>
-        <w:t>9  119.1</w:t>
-      </w:r>
-      <w:proofErr w:type="gramEnd"/>
-      <w:r>
-        <w:rPr>
-          <w:rFonts w:ascii="Courier New" w:hAnsi="Courier New" w:cs="Courier New"/>
-          <w:highlight w:val="yellow"/>
-        </w:rPr>
-        <w:t xml:space="preserve">    13.2   5.117 3.89e-05 ***</w:t>
+        <w:t>9  30.30</w:t>
+      </w:r>
+      <w:proofErr w:type="gramEnd"/>
+      <w:r>
+        <w:rPr>
+          <w:rFonts w:ascii="Courier New" w:hAnsi="Courier New" w:cs="Courier New"/>
+          <w:highlight w:val="yellow"/>
+        </w:rPr>
+        <w:t xml:space="preserve">    3.37   3.762 0.000839 ***</w:t>
       </w:r>
     </w:p>
     <w:p>
@@ -1315,233 +1394,23 @@
         <w:rPr>
           <w:rFonts w:ascii="Courier New" w:hAnsi="Courier New" w:cs="Courier New"/>
         </w:rPr>
-        <w:t>60  155.2</w:t>
-      </w:r>
-      <w:proofErr w:type="gramEnd"/>
-      <w:r>
-        <w:rPr>
-          <w:rFonts w:ascii="Courier New" w:hAnsi="Courier New" w:cs="Courier New"/>
-        </w:rPr>
-        <w:t xml:space="preserve">     2.6                     </w:t>
-      </w:r>
-    </w:p>
-    <w:p>
-      <w:pPr>
-        <w:pStyle w:val="PlainText"/>
-        <w:rPr>
-          <w:rFonts w:ascii="Courier New" w:hAnsi="Courier New" w:cs="Courier New"/>
-        </w:rPr>
-      </w:pPr>
-      <w:r>
-        <w:rPr>
-          <w:rFonts w:ascii="Courier New" w:hAnsi="Courier New" w:cs="Courier New"/>
-        </w:rPr>
-        <w:t>---</w:t>
-      </w:r>
-    </w:p>
-    <w:p>
-      <w:pPr>
-        <w:pStyle w:val="PlainText"/>
-        <w:rPr>
-          <w:rFonts w:ascii="Courier New" w:hAnsi="Courier New" w:cs="Courier New"/>
-        </w:rPr>
-      </w:pPr>
-    </w:p>
-    <w:p>
-      <w:pPr>
-        <w:pStyle w:val="PlainText"/>
-        <w:rPr>
-          <w:rFonts w:ascii="Courier New" w:hAnsi="Courier New" w:cs="Courier New"/>
-        </w:rPr>
-      </w:pPr>
-      <w:r>
-        <w:rPr>
-          <w:rFonts w:ascii="Courier New" w:hAnsi="Courier New" w:cs="Courier New"/>
-        </w:rPr>
-        <w:t>Levene's Test for Homogeneity of Variance (center = median)</w:t>
-      </w:r>
-    </w:p>
-    <w:p>
-      <w:pPr>
-        <w:pStyle w:val="PlainText"/>
-        <w:rPr>
-          <w:rFonts w:ascii="Courier New" w:hAnsi="Courier New" w:cs="Courier New"/>
-        </w:rPr>
-      </w:pPr>
-      <w:r>
-        <w:rPr>
-          <w:rFonts w:ascii="Courier New" w:hAnsi="Courier New" w:cs="Courier New"/>
-        </w:rPr>
-        <w:t xml:space="preserve">      </w:t>
-      </w:r>
-      <w:proofErr w:type="spellStart"/>
-      <w:r>
-        <w:rPr>
-          <w:rFonts w:ascii="Courier New" w:hAnsi="Courier New" w:cs="Courier New"/>
-        </w:rPr>
-        <w:t>Df</w:t>
-      </w:r>
-      <w:proofErr w:type="spellEnd"/>
-      <w:r>
-        <w:rPr>
-          <w:rFonts w:ascii="Courier New" w:hAnsi="Courier New" w:cs="Courier New"/>
-        </w:rPr>
-        <w:t xml:space="preserve"> F value   </w:t>
-      </w:r>
-      <w:proofErr w:type="spellStart"/>
-      <w:r>
-        <w:rPr>
-          <w:rFonts w:ascii="Courier New" w:hAnsi="Courier New" w:cs="Courier New"/>
-        </w:rPr>
-        <w:t>Pr</w:t>
-      </w:r>
-      <w:proofErr w:type="spellEnd"/>
-      <w:r>
-        <w:rPr>
-          <w:rFonts w:ascii="Courier New" w:hAnsi="Courier New" w:cs="Courier New"/>
-        </w:rPr>
-        <w:t xml:space="preserve">(&gt;F)   </w:t>
-      </w:r>
-    </w:p>
-    <w:p>
-      <w:pPr>
-        <w:pStyle w:val="PlainText"/>
-        <w:rPr>
-          <w:rFonts w:ascii="Courier New" w:hAnsi="Courier New" w:cs="Courier New"/>
-        </w:rPr>
-      </w:pPr>
-      <w:r>
-        <w:rPr>
-          <w:rFonts w:ascii="Courier New" w:hAnsi="Courier New" w:cs="Courier New"/>
-          <w:highlight w:val="yellow"/>
-        </w:rPr>
-        <w:t xml:space="preserve">group </w:t>
-      </w:r>
-      <w:proofErr w:type="gramStart"/>
-      <w:r>
-        <w:rPr>
-          <w:rFonts w:ascii="Courier New" w:hAnsi="Courier New" w:cs="Courier New"/>
-          <w:highlight w:val="yellow"/>
-        </w:rPr>
-        <w:t>19  2.3619</w:t>
-      </w:r>
-      <w:proofErr w:type="gramEnd"/>
-      <w:r>
-        <w:rPr>
-          <w:rFonts w:ascii="Courier New" w:hAnsi="Courier New" w:cs="Courier New"/>
-          <w:highlight w:val="yellow"/>
-        </w:rPr>
-        <w:t xml:space="preserve"> 0.006092 **</w:t>
-      </w:r>
-    </w:p>
-    <w:p>
-      <w:pPr>
-        <w:pStyle w:val="PlainText"/>
-        <w:rPr>
-          <w:rFonts w:ascii="Courier New" w:hAnsi="Courier New" w:cs="Courier New"/>
-        </w:rPr>
-      </w:pPr>
-      <w:r>
-        <w:rPr>
-          <w:rFonts w:ascii="Courier New" w:hAnsi="Courier New" w:cs="Courier New"/>
-        </w:rPr>
-        <w:t xml:space="preserve">      60                    </w:t>
-      </w:r>
-    </w:p>
-    <w:p>
-      <w:pPr>
-        <w:pStyle w:val="PlainText"/>
-        <w:rPr>
-          <w:rFonts w:ascii="Courier New" w:hAnsi="Courier New" w:cs="Courier New"/>
-        </w:rPr>
-      </w:pPr>
-      <w:r>
-        <w:rPr>
-          <w:rFonts w:ascii="Courier New" w:hAnsi="Courier New" w:cs="Courier New"/>
-        </w:rPr>
-        <w:t>---</w:t>
-      </w:r>
-    </w:p>
-    <w:p>
-      <w:pPr>
-        <w:pStyle w:val="PlainText"/>
-        <w:rPr>
-          <w:rFonts w:ascii="Courier New" w:hAnsi="Courier New" w:cs="Courier New"/>
-        </w:rPr>
-      </w:pPr>
-    </w:p>
-    <w:p>
-      <w:pPr>
-        <w:pStyle w:val="PlainText"/>
-        <w:rPr>
-          <w:rFonts w:ascii="Courier New" w:hAnsi="Courier New" w:cs="Courier New"/>
-        </w:rPr>
-      </w:pPr>
-      <w:r>
-        <w:rPr>
-          <w:rFonts w:ascii="Courier New" w:hAnsi="Courier New" w:cs="Courier New"/>
-        </w:rPr>
-        <w:t xml:space="preserve">Shapiro-Wilk </w:t>
-      </w:r>
-      <w:proofErr w:type="gramStart"/>
-      <w:r>
-        <w:rPr>
-          <w:rFonts w:ascii="Courier New" w:hAnsi="Courier New" w:cs="Courier New"/>
-        </w:rPr>
-        <w:t>normality test</w:t>
-      </w:r>
-      <w:proofErr w:type="gramEnd"/>
-    </w:p>
-    <w:p>
-      <w:pPr>
-        <w:pStyle w:val="PlainText"/>
-        <w:rPr>
-          <w:rFonts w:ascii="Courier New" w:hAnsi="Courier New" w:cs="Courier New"/>
-        </w:rPr>
-      </w:pPr>
-    </w:p>
-    <w:p>
-      <w:pPr>
-        <w:pStyle w:val="PlainText"/>
-        <w:rPr>
-          <w:rFonts w:ascii="Courier New" w:hAnsi="Courier New" w:cs="Courier New"/>
-        </w:rPr>
-      </w:pPr>
-      <w:r>
-        <w:rPr>
-          <w:rFonts w:ascii="Courier New" w:hAnsi="Courier New" w:cs="Courier New"/>
-        </w:rPr>
-        <w:t>data</w:t>
-      </w:r>
-      <w:proofErr w:type="gramStart"/>
-      <w:r>
-        <w:rPr>
-          <w:rFonts w:ascii="Courier New" w:hAnsi="Courier New" w:cs="Courier New"/>
-        </w:rPr>
-        <w:t>:  resid</w:t>
-      </w:r>
-      <w:proofErr w:type="gramEnd"/>
-      <w:r>
-        <w:rPr>
-          <w:rFonts w:ascii="Courier New" w:hAnsi="Courier New" w:cs="Courier New"/>
-        </w:rPr>
-        <w:t>(quin_2way)</w:t>
-      </w:r>
-    </w:p>
-    <w:p>
-      <w:pPr>
-        <w:pStyle w:val="PlainText"/>
-        <w:rPr>
-          <w:rFonts w:ascii="Courier New" w:hAnsi="Courier New" w:cs="Courier New"/>
-        </w:rPr>
-      </w:pPr>
-      <w:r>
-        <w:rPr>
-          <w:rFonts w:ascii="Courier New" w:hAnsi="Courier New" w:cs="Courier New"/>
-          <w:highlight w:val="yellow"/>
-        </w:rPr>
-        <w:t>W = 0.9011, p-value = 1.356e-05</w:t>
-      </w:r>
+        <w:t>60  53.69</w:t>
+      </w:r>
+      <w:proofErr w:type="gramEnd"/>
+      <w:r>
+        <w:rPr>
+          <w:rFonts w:ascii="Courier New" w:hAnsi="Courier New" w:cs="Courier New"/>
+        </w:rPr>
+        <w:t xml:space="preserve">    0.89                     </w:t>
+      </w:r>
+    </w:p>
+    <w:p>
+      <w:pPr>
+        <w:pStyle w:val="PlainText"/>
+        <w:rPr>
+          <w:rFonts w:ascii="Courier New" w:hAnsi="Courier New" w:cs="Courier New"/>
+        </w:rPr>
+      </w:pPr>
     </w:p>
     <w:p>
       <w:pPr>
@@ -1556,10 +1425,10 @@
           <w:noProof/>
         </w:rPr>
         <w:drawing>
-          <wp:inline distT="0" distB="0" distL="0" distR="0" wp14:anchorId="2851B9AD" wp14:editId="7BBD7F25">
-            <wp:extent cx="3335606" cy="2514600"/>
+          <wp:inline distT="0" distB="0" distL="0" distR="0" wp14:anchorId="2EBCB5DC" wp14:editId="285E8442">
+            <wp:extent cx="3769999" cy="2743200"/>
             <wp:effectExtent l="0" t="0" r="0" b="0"/>
-            <wp:docPr id="1572880953" name="Picture 2"/>
+            <wp:docPr id="251073306" name="Picture 5"/>
             <wp:cNvGraphicFramePr>
               <a:graphicFrameLocks xmlns:a="http://schemas.openxmlformats.org/drawingml/2006/main" noChangeAspect="1"/>
             </wp:cNvGraphicFramePr>
@@ -1567,13 +1436,13 @@
               <a:graphicData uri="http://schemas.openxmlformats.org/drawingml/2006/picture">
                 <pic:pic xmlns:pic="http://schemas.openxmlformats.org/drawingml/2006/picture">
                   <pic:nvPicPr>
-                    <pic:cNvPr id="0" name="Picture 3"/>
+                    <pic:cNvPr id="0" name="Picture 6"/>
                     <pic:cNvPicPr>
                       <a:picLocks noChangeAspect="1" noChangeArrowheads="1"/>
                     </pic:cNvPicPr>
                   </pic:nvPicPr>
                   <pic:blipFill>
-                    <a:blip r:embed="rId8">
+                    <a:blip r:embed="rId8" cstate="print">
                       <a:extLst>
                         <a:ext uri="{28A0092B-C50C-407E-A947-70E740481C1C}">
                           <a14:useLocalDpi xmlns:a14="http://schemas.microsoft.com/office/drawing/2010/main" val="0"/>
@@ -1588,7 +1457,7 @@
                   <pic:spPr bwMode="auto">
                     <a:xfrm>
                       <a:off x="0" y="0"/>
-                      <a:ext cx="3335606" cy="2514600"/>
+                      <a:ext cx="3769999" cy="2743200"/>
                     </a:xfrm>
                     <a:prstGeom prst="rect">
                       <a:avLst/>
@@ -1609,16 +1478,204 @@
           <w:rFonts w:ascii="Courier New" w:hAnsi="Courier New" w:cs="Courier New"/>
         </w:rPr>
       </w:pPr>
+    </w:p>
+    <w:p>
+      <w:pPr>
+        <w:pStyle w:val="PlainText"/>
+        <w:rPr>
+          <w:rFonts w:ascii="Courier New" w:hAnsi="Courier New" w:cs="Courier New"/>
+        </w:rPr>
+      </w:pPr>
+      <w:r>
+        <w:rPr>
+          <w:rFonts w:ascii="Courier New" w:hAnsi="Courier New" w:cs="Courier New"/>
+        </w:rPr>
+        <w:t>Levene's Test for Homogeneity of Variance (center = median)</w:t>
+      </w:r>
+    </w:p>
+    <w:p>
+      <w:pPr>
+        <w:pStyle w:val="PlainText"/>
+        <w:rPr>
+          <w:rFonts w:ascii="Courier New" w:hAnsi="Courier New" w:cs="Courier New"/>
+        </w:rPr>
+      </w:pPr>
+      <w:r>
+        <w:rPr>
+          <w:rFonts w:ascii="Courier New" w:hAnsi="Courier New" w:cs="Courier New"/>
+        </w:rPr>
+        <w:t xml:space="preserve">      </w:t>
+      </w:r>
+      <w:proofErr w:type="spellStart"/>
+      <w:r>
+        <w:rPr>
+          <w:rFonts w:ascii="Courier New" w:hAnsi="Courier New" w:cs="Courier New"/>
+        </w:rPr>
+        <w:t>Df</w:t>
+      </w:r>
+      <w:proofErr w:type="spellEnd"/>
+      <w:r>
+        <w:rPr>
+          <w:rFonts w:ascii="Courier New" w:hAnsi="Courier New" w:cs="Courier New"/>
+        </w:rPr>
+        <w:t xml:space="preserve"> F value </w:t>
+      </w:r>
+      <w:proofErr w:type="spellStart"/>
+      <w:r>
+        <w:rPr>
+          <w:rFonts w:ascii="Courier New" w:hAnsi="Courier New" w:cs="Courier New"/>
+        </w:rPr>
+        <w:t>Pr</w:t>
+      </w:r>
+      <w:proofErr w:type="spellEnd"/>
+      <w:r>
+        <w:rPr>
+          <w:rFonts w:ascii="Courier New" w:hAnsi="Courier New" w:cs="Courier New"/>
+        </w:rPr>
+        <w:t>(&gt;F)</w:t>
+      </w:r>
+    </w:p>
+    <w:p>
+      <w:pPr>
+        <w:pStyle w:val="PlainText"/>
+        <w:rPr>
+          <w:rFonts w:ascii="Courier New" w:hAnsi="Courier New" w:cs="Courier New"/>
+        </w:rPr>
+      </w:pPr>
+      <w:r>
+        <w:rPr>
+          <w:rFonts w:ascii="Courier New" w:hAnsi="Courier New" w:cs="Courier New"/>
+        </w:rPr>
+        <w:t xml:space="preserve">group </w:t>
+      </w:r>
+      <w:proofErr w:type="gramStart"/>
+      <w:r>
+        <w:rPr>
+          <w:rFonts w:ascii="Courier New" w:hAnsi="Courier New" w:cs="Courier New"/>
+        </w:rPr>
+        <w:t>19  1.3815</w:t>
+      </w:r>
+      <w:proofErr w:type="gramEnd"/>
+      <w:r>
+        <w:rPr>
+          <w:rFonts w:ascii="Courier New" w:hAnsi="Courier New" w:cs="Courier New"/>
+        </w:rPr>
+        <w:t xml:space="preserve"> 0.1711</w:t>
+      </w:r>
+    </w:p>
+    <w:p>
+      <w:pPr>
+        <w:pStyle w:val="PlainText"/>
+        <w:rPr>
+          <w:rFonts w:ascii="Courier New" w:hAnsi="Courier New" w:cs="Courier New"/>
+        </w:rPr>
+      </w:pPr>
+      <w:r>
+        <w:rPr>
+          <w:rFonts w:ascii="Courier New" w:hAnsi="Courier New" w:cs="Courier New"/>
+        </w:rPr>
+        <w:t xml:space="preserve">      60               </w:t>
+      </w:r>
+    </w:p>
+    <w:p>
+      <w:pPr>
+        <w:pStyle w:val="PlainText"/>
+        <w:rPr>
+          <w:rFonts w:ascii="Courier New" w:hAnsi="Courier New" w:cs="Courier New"/>
+        </w:rPr>
+      </w:pPr>
+    </w:p>
+    <w:p>
+      <w:pPr>
+        <w:pStyle w:val="PlainText"/>
+        <w:rPr>
+          <w:rFonts w:ascii="Courier New" w:hAnsi="Courier New" w:cs="Courier New"/>
+        </w:rPr>
+      </w:pPr>
+      <w:r>
+        <w:rPr>
+          <w:rFonts w:ascii="Courier New" w:hAnsi="Courier New" w:cs="Courier New"/>
+        </w:rPr>
+        <w:tab/>
+        <w:t xml:space="preserve">Shapiro-Wilk </w:t>
+      </w:r>
+      <w:proofErr w:type="gramStart"/>
+      <w:r>
+        <w:rPr>
+          <w:rFonts w:ascii="Courier New" w:hAnsi="Courier New" w:cs="Courier New"/>
+        </w:rPr>
+        <w:t>normality test</w:t>
+      </w:r>
+      <w:proofErr w:type="gramEnd"/>
+    </w:p>
+    <w:p>
+      <w:pPr>
+        <w:pStyle w:val="PlainText"/>
+        <w:rPr>
+          <w:rFonts w:ascii="Courier New" w:hAnsi="Courier New" w:cs="Courier New"/>
+        </w:rPr>
+      </w:pPr>
+    </w:p>
+    <w:p>
+      <w:pPr>
+        <w:pStyle w:val="PlainText"/>
+        <w:rPr>
+          <w:rFonts w:ascii="Courier New" w:hAnsi="Courier New" w:cs="Courier New"/>
+        </w:rPr>
+      </w:pPr>
+      <w:r>
+        <w:rPr>
+          <w:rFonts w:ascii="Courier New" w:hAnsi="Courier New" w:cs="Courier New"/>
+        </w:rPr>
+        <w:t>data</w:t>
+      </w:r>
+      <w:proofErr w:type="gramStart"/>
+      <w:r>
+        <w:rPr>
+          <w:rFonts w:ascii="Courier New" w:hAnsi="Courier New" w:cs="Courier New"/>
+        </w:rPr>
+        <w:t>:  resid</w:t>
+      </w:r>
+      <w:proofErr w:type="gramEnd"/>
+      <w:r>
+        <w:rPr>
+          <w:rFonts w:ascii="Courier New" w:hAnsi="Courier New" w:cs="Courier New"/>
+        </w:rPr>
+        <w:t>(pfos_2way)</w:t>
+      </w:r>
+    </w:p>
+    <w:p>
+      <w:pPr>
+        <w:pStyle w:val="PlainText"/>
+        <w:rPr>
+          <w:rFonts w:ascii="Courier New" w:hAnsi="Courier New" w:cs="Courier New"/>
+        </w:rPr>
+      </w:pPr>
+      <w:r>
+        <w:rPr>
+          <w:rFonts w:ascii="Courier New" w:hAnsi="Courier New" w:cs="Courier New"/>
+          <w:highlight w:val="yellow"/>
+        </w:rPr>
+        <w:t>W = 0.96899, p-value = 0.04893</w:t>
+      </w:r>
+    </w:p>
+    <w:p>
+      <w:pPr>
+        <w:pStyle w:val="PlainText"/>
+        <w:rPr>
+          <w:rFonts w:ascii="Courier New" w:hAnsi="Courier New" w:cs="Courier New"/>
+        </w:rPr>
+      </w:pPr>
       <w:r>
         <w:rPr>
           <w:rFonts w:ascii="Courier New" w:hAnsi="Courier New" w:cs="Courier New"/>
           <w:noProof/>
         </w:rPr>
         <w:drawing>
-          <wp:inline distT="0" distB="0" distL="0" distR="0" wp14:anchorId="22D54EDC" wp14:editId="44F241BB">
-            <wp:extent cx="3335606" cy="2514600"/>
+          <wp:inline distT="0" distB="0" distL="0" distR="0" wp14:anchorId="45E78A76" wp14:editId="37DEC47B">
+            <wp:extent cx="3769999" cy="2743200"/>
             <wp:effectExtent l="0" t="0" r="0" b="0"/>
-            <wp:docPr id="1334402478" name="Picture 1"/>
+            <wp:docPr id="1706979583" name="Picture 6"/>
             <wp:cNvGraphicFramePr>
               <a:graphicFrameLocks xmlns:a="http://schemas.openxmlformats.org/drawingml/2006/main" noChangeAspect="1"/>
             </wp:cNvGraphicFramePr>
@@ -1626,13 +1683,13 @@
               <a:graphicData uri="http://schemas.openxmlformats.org/drawingml/2006/picture">
                 <pic:pic xmlns:pic="http://schemas.openxmlformats.org/drawingml/2006/picture">
                   <pic:nvPicPr>
-                    <pic:cNvPr id="0" name="Picture 2"/>
+                    <pic:cNvPr id="0" name="Picture 7"/>
                     <pic:cNvPicPr>
                       <a:picLocks noChangeAspect="1" noChangeArrowheads="1"/>
                     </pic:cNvPicPr>
                   </pic:nvPicPr>
                   <pic:blipFill>
-                    <a:blip r:embed="rId9">
+                    <a:blip r:embed="rId9" cstate="print">
                       <a:extLst>
                         <a:ext uri="{28A0092B-C50C-407E-A947-70E740481C1C}">
                           <a14:useLocalDpi xmlns:a14="http://schemas.microsoft.com/office/drawing/2010/main" val="0"/>
@@ -1647,7 +1704,570 @@
                   <pic:spPr bwMode="auto">
                     <a:xfrm>
                       <a:off x="0" y="0"/>
-                      <a:ext cx="3335606" cy="2514600"/>
+                      <a:ext cx="3769999" cy="2743200"/>
+                    </a:xfrm>
+                    <a:prstGeom prst="rect">
+                      <a:avLst/>
+                    </a:prstGeom>
+                    <a:noFill/>
+                  </pic:spPr>
+                </pic:pic>
+              </a:graphicData>
+            </a:graphic>
+          </wp:inline>
+        </w:drawing>
+      </w:r>
+    </w:p>
+    <w:p>
+      <w:pPr>
+        <w:pStyle w:val="PlainText"/>
+        <w:rPr>
+          <w:rFonts w:ascii="Courier New" w:hAnsi="Courier New" w:cs="Courier New"/>
+        </w:rPr>
+      </w:pPr>
+    </w:p>
+    <w:p>
+      <w:pPr>
+        <w:pStyle w:val="PlainText"/>
+        <w:rPr>
+          <w:rFonts w:ascii="Courier New" w:hAnsi="Courier New" w:cs="Courier New"/>
+          <w:b/>
+          <w:bCs/>
+        </w:rPr>
+      </w:pPr>
+      <w:r>
+        <w:rPr>
+          <w:rFonts w:ascii="Courier New" w:hAnsi="Courier New" w:cs="Courier New"/>
+          <w:b/>
+          <w:bCs/>
+        </w:rPr>
+        <w:lastRenderedPageBreak/>
+        <w:t>6ppd-q (interactive)</w:t>
+      </w:r>
+    </w:p>
+    <w:p>
+      <w:pPr>
+        <w:pStyle w:val="PlainText"/>
+        <w:rPr>
+          <w:rFonts w:ascii="Courier New" w:hAnsi="Courier New" w:cs="Courier New"/>
+        </w:rPr>
+      </w:pPr>
+      <w:r>
+        <w:rPr>
+          <w:rFonts w:ascii="Courier New" w:hAnsi="Courier New" w:cs="Courier New"/>
+        </w:rPr>
+        <w:t xml:space="preserve">                     </w:t>
+      </w:r>
+      <w:proofErr w:type="spellStart"/>
+      <w:r>
+        <w:rPr>
+          <w:rFonts w:ascii="Courier New" w:hAnsi="Courier New" w:cs="Courier New"/>
+        </w:rPr>
+        <w:t>Df</w:t>
+      </w:r>
+      <w:proofErr w:type="spellEnd"/>
+      <w:r>
+        <w:rPr>
+          <w:rFonts w:ascii="Courier New" w:hAnsi="Courier New" w:cs="Courier New"/>
+        </w:rPr>
+        <w:t xml:space="preserve"> Sum Sq Mean Sq F </w:t>
+      </w:r>
+      <w:proofErr w:type="gramStart"/>
+      <w:r>
+        <w:rPr>
+          <w:rFonts w:ascii="Courier New" w:hAnsi="Courier New" w:cs="Courier New"/>
+        </w:rPr>
+        <w:t>value</w:t>
+      </w:r>
+      <w:proofErr w:type="gramEnd"/>
+      <w:r>
+        <w:rPr>
+          <w:rFonts w:ascii="Courier New" w:hAnsi="Courier New" w:cs="Courier New"/>
+        </w:rPr>
+        <w:t xml:space="preserve">   </w:t>
+      </w:r>
+      <w:proofErr w:type="spellStart"/>
+      <w:r>
+        <w:rPr>
+          <w:rFonts w:ascii="Courier New" w:hAnsi="Courier New" w:cs="Courier New"/>
+        </w:rPr>
+        <w:t>Pr</w:t>
+      </w:r>
+      <w:proofErr w:type="spellEnd"/>
+      <w:r>
+        <w:rPr>
+          <w:rFonts w:ascii="Courier New" w:hAnsi="Courier New" w:cs="Courier New"/>
+        </w:rPr>
+        <w:t xml:space="preserve">(&gt;F)    </w:t>
+      </w:r>
+    </w:p>
+    <w:p>
+      <w:pPr>
+        <w:pStyle w:val="PlainText"/>
+        <w:rPr>
+          <w:rFonts w:ascii="Courier New" w:hAnsi="Courier New" w:cs="Courier New"/>
+          <w:highlight w:val="yellow"/>
+        </w:rPr>
+      </w:pPr>
+      <w:r>
+        <w:rPr>
+          <w:rFonts w:ascii="Courier New" w:hAnsi="Courier New" w:cs="Courier New"/>
+          <w:highlight w:val="yellow"/>
+        </w:rPr>
+        <w:t xml:space="preserve">Treatment2            </w:t>
+      </w:r>
+      <w:proofErr w:type="gramStart"/>
+      <w:r>
+        <w:rPr>
+          <w:rFonts w:ascii="Courier New" w:hAnsi="Courier New" w:cs="Courier New"/>
+          <w:highlight w:val="yellow"/>
+        </w:rPr>
+        <w:t>9  165.7</w:t>
+      </w:r>
+      <w:proofErr w:type="gramEnd"/>
+      <w:r>
+        <w:rPr>
+          <w:rFonts w:ascii="Courier New" w:hAnsi="Courier New" w:cs="Courier New"/>
+          <w:highlight w:val="yellow"/>
+        </w:rPr>
+        <w:t xml:space="preserve">    18.4   5.765 9.67e-06 ***</w:t>
+      </w:r>
+    </w:p>
+    <w:p>
+      <w:pPr>
+        <w:pStyle w:val="PlainText"/>
+        <w:rPr>
+          <w:rFonts w:ascii="Courier New" w:hAnsi="Courier New" w:cs="Courier New"/>
+          <w:highlight w:val="yellow"/>
+        </w:rPr>
+      </w:pPr>
+      <w:r>
+        <w:rPr>
+          <w:rFonts w:ascii="Courier New" w:hAnsi="Courier New" w:cs="Courier New"/>
+          <w:highlight w:val="yellow"/>
+        </w:rPr>
+        <w:t xml:space="preserve">Nutrients             </w:t>
+      </w:r>
+      <w:proofErr w:type="gramStart"/>
+      <w:r>
+        <w:rPr>
+          <w:rFonts w:ascii="Courier New" w:hAnsi="Courier New" w:cs="Courier New"/>
+          <w:highlight w:val="yellow"/>
+        </w:rPr>
+        <w:t>1  691.4</w:t>
+      </w:r>
+      <w:proofErr w:type="gramEnd"/>
+      <w:r>
+        <w:rPr>
+          <w:rFonts w:ascii="Courier New" w:hAnsi="Courier New" w:cs="Courier New"/>
+          <w:highlight w:val="yellow"/>
+        </w:rPr>
+        <w:t xml:space="preserve">   691.4 216.</w:t>
+      </w:r>
+      <w:proofErr w:type="gramStart"/>
+      <w:r>
+        <w:rPr>
+          <w:rFonts w:ascii="Courier New" w:hAnsi="Courier New" w:cs="Courier New"/>
+          <w:highlight w:val="yellow"/>
+        </w:rPr>
+        <w:t>485  &lt;</w:t>
+      </w:r>
+      <w:proofErr w:type="gramEnd"/>
+      <w:r>
+        <w:rPr>
+          <w:rFonts w:ascii="Courier New" w:hAnsi="Courier New" w:cs="Courier New"/>
+          <w:highlight w:val="yellow"/>
+        </w:rPr>
+        <w:t xml:space="preserve"> 2e-16 ***</w:t>
+      </w:r>
+    </w:p>
+    <w:p>
+      <w:pPr>
+        <w:pStyle w:val="PlainText"/>
+        <w:rPr>
+          <w:rFonts w:ascii="Courier New" w:hAnsi="Courier New" w:cs="Courier New"/>
+        </w:rPr>
+      </w:pPr>
+      <w:r>
+        <w:rPr>
+          <w:rFonts w:ascii="Courier New" w:hAnsi="Courier New" w:cs="Courier New"/>
+          <w:highlight w:val="yellow"/>
+        </w:rPr>
+        <w:t>Treatment</w:t>
+      </w:r>
+      <w:proofErr w:type="gramStart"/>
+      <w:r>
+        <w:rPr>
+          <w:rFonts w:ascii="Courier New" w:hAnsi="Courier New" w:cs="Courier New"/>
+          <w:highlight w:val="yellow"/>
+        </w:rPr>
+        <w:t>2:Nutrients</w:t>
+      </w:r>
+      <w:proofErr w:type="gramEnd"/>
+      <w:r>
+        <w:rPr>
+          <w:rFonts w:ascii="Courier New" w:hAnsi="Courier New" w:cs="Courier New"/>
+          <w:highlight w:val="yellow"/>
+        </w:rPr>
+        <w:t xml:space="preserve">  </w:t>
+      </w:r>
+      <w:proofErr w:type="gramStart"/>
+      <w:r>
+        <w:rPr>
+          <w:rFonts w:ascii="Courier New" w:hAnsi="Courier New" w:cs="Courier New"/>
+          <w:highlight w:val="yellow"/>
+        </w:rPr>
+        <w:t>9  147.1</w:t>
+      </w:r>
+      <w:proofErr w:type="gramEnd"/>
+      <w:r>
+        <w:rPr>
+          <w:rFonts w:ascii="Courier New" w:hAnsi="Courier New" w:cs="Courier New"/>
+          <w:highlight w:val="yellow"/>
+        </w:rPr>
+        <w:t xml:space="preserve">    16.3   5.117 3.89e-05 ***</w:t>
+      </w:r>
+    </w:p>
+    <w:p>
+      <w:pPr>
+        <w:pStyle w:val="PlainText"/>
+        <w:rPr>
+          <w:rFonts w:ascii="Courier New" w:hAnsi="Courier New" w:cs="Courier New"/>
+        </w:rPr>
+      </w:pPr>
+      <w:r>
+        <w:rPr>
+          <w:rFonts w:ascii="Courier New" w:hAnsi="Courier New" w:cs="Courier New"/>
+        </w:rPr>
+        <w:t xml:space="preserve">Residuals            </w:t>
+      </w:r>
+      <w:proofErr w:type="gramStart"/>
+      <w:r>
+        <w:rPr>
+          <w:rFonts w:ascii="Courier New" w:hAnsi="Courier New" w:cs="Courier New"/>
+        </w:rPr>
+        <w:t>60  191.6</w:t>
+      </w:r>
+      <w:proofErr w:type="gramEnd"/>
+      <w:r>
+        <w:rPr>
+          <w:rFonts w:ascii="Courier New" w:hAnsi="Courier New" w:cs="Courier New"/>
+        </w:rPr>
+        <w:t xml:space="preserve">     3.2                     </w:t>
+      </w:r>
+    </w:p>
+    <w:p>
+      <w:pPr>
+        <w:pStyle w:val="PlainText"/>
+        <w:rPr>
+          <w:rFonts w:ascii="Courier New" w:hAnsi="Courier New" w:cs="Courier New"/>
+        </w:rPr>
+      </w:pPr>
+    </w:p>
+    <w:p>
+      <w:pPr>
+        <w:pStyle w:val="PlainText"/>
+        <w:rPr>
+          <w:rFonts w:ascii="Courier New" w:hAnsi="Courier New" w:cs="Courier New"/>
+        </w:rPr>
+      </w:pPr>
+      <w:r>
+        <w:rPr>
+          <w:rFonts w:ascii="Courier New" w:hAnsi="Courier New" w:cs="Courier New"/>
+          <w:noProof/>
+        </w:rPr>
+        <w:drawing>
+          <wp:inline distT="0" distB="0" distL="0" distR="0" wp14:anchorId="4D7174BD" wp14:editId="1BE037AA">
+            <wp:extent cx="3769999" cy="2743200"/>
+            <wp:effectExtent l="0" t="0" r="0" b="0"/>
+            <wp:docPr id="1034005278" name="Picture 7"/>
+            <wp:cNvGraphicFramePr>
+              <a:graphicFrameLocks xmlns:a="http://schemas.openxmlformats.org/drawingml/2006/main" noChangeAspect="1"/>
+            </wp:cNvGraphicFramePr>
+            <a:graphic xmlns:a="http://schemas.openxmlformats.org/drawingml/2006/main">
+              <a:graphicData uri="http://schemas.openxmlformats.org/drawingml/2006/picture">
+                <pic:pic xmlns:pic="http://schemas.openxmlformats.org/drawingml/2006/picture">
+                  <pic:nvPicPr>
+                    <pic:cNvPr id="0" name="Picture 8"/>
+                    <pic:cNvPicPr>
+                      <a:picLocks noChangeAspect="1" noChangeArrowheads="1"/>
+                    </pic:cNvPicPr>
+                  </pic:nvPicPr>
+                  <pic:blipFill>
+                    <a:blip r:embed="rId10" cstate="print">
+                      <a:extLst>
+                        <a:ext uri="{28A0092B-C50C-407E-A947-70E740481C1C}">
+                          <a14:useLocalDpi xmlns:a14="http://schemas.microsoft.com/office/drawing/2010/main" val="0"/>
+                        </a:ext>
+                      </a:extLst>
+                    </a:blip>
+                    <a:srcRect/>
+                    <a:stretch>
+                      <a:fillRect/>
+                    </a:stretch>
+                  </pic:blipFill>
+                  <pic:spPr bwMode="auto">
+                    <a:xfrm>
+                      <a:off x="0" y="0"/>
+                      <a:ext cx="3769999" cy="2743200"/>
+                    </a:xfrm>
+                    <a:prstGeom prst="rect">
+                      <a:avLst/>
+                    </a:prstGeom>
+                    <a:noFill/>
+                  </pic:spPr>
+                </pic:pic>
+              </a:graphicData>
+            </a:graphic>
+          </wp:inline>
+        </w:drawing>
+      </w:r>
+    </w:p>
+    <w:p>
+      <w:pPr>
+        <w:pStyle w:val="PlainText"/>
+        <w:rPr>
+          <w:rFonts w:ascii="Courier New" w:hAnsi="Courier New" w:cs="Courier New"/>
+        </w:rPr>
+      </w:pPr>
+    </w:p>
+    <w:p>
+      <w:pPr>
+        <w:pStyle w:val="PlainText"/>
+        <w:rPr>
+          <w:rFonts w:ascii="Courier New" w:hAnsi="Courier New" w:cs="Courier New"/>
+        </w:rPr>
+      </w:pPr>
+      <w:r>
+        <w:rPr>
+          <w:rFonts w:ascii="Courier New" w:hAnsi="Courier New" w:cs="Courier New"/>
+        </w:rPr>
+        <w:t>Levene's Test for Homogeneity of Variance (center = median)</w:t>
+      </w:r>
+    </w:p>
+    <w:p>
+      <w:pPr>
+        <w:pStyle w:val="PlainText"/>
+        <w:rPr>
+          <w:rFonts w:ascii="Courier New" w:hAnsi="Courier New" w:cs="Courier New"/>
+        </w:rPr>
+      </w:pPr>
+      <w:r>
+        <w:rPr>
+          <w:rFonts w:ascii="Courier New" w:hAnsi="Courier New" w:cs="Courier New"/>
+        </w:rPr>
+        <w:t xml:space="preserve">      </w:t>
+      </w:r>
+      <w:proofErr w:type="spellStart"/>
+      <w:r>
+        <w:rPr>
+          <w:rFonts w:ascii="Courier New" w:hAnsi="Courier New" w:cs="Courier New"/>
+        </w:rPr>
+        <w:t>Df</w:t>
+      </w:r>
+      <w:proofErr w:type="spellEnd"/>
+      <w:r>
+        <w:rPr>
+          <w:rFonts w:ascii="Courier New" w:hAnsi="Courier New" w:cs="Courier New"/>
+        </w:rPr>
+        <w:t xml:space="preserve"> F value   </w:t>
+      </w:r>
+      <w:proofErr w:type="spellStart"/>
+      <w:r>
+        <w:rPr>
+          <w:rFonts w:ascii="Courier New" w:hAnsi="Courier New" w:cs="Courier New"/>
+        </w:rPr>
+        <w:t>Pr</w:t>
+      </w:r>
+      <w:proofErr w:type="spellEnd"/>
+      <w:r>
+        <w:rPr>
+          <w:rFonts w:ascii="Courier New" w:hAnsi="Courier New" w:cs="Courier New"/>
+        </w:rPr>
+        <w:t xml:space="preserve">(&gt;F)   </w:t>
+      </w:r>
+    </w:p>
+    <w:p>
+      <w:pPr>
+        <w:pStyle w:val="PlainText"/>
+        <w:rPr>
+          <w:rFonts w:ascii="Courier New" w:hAnsi="Courier New" w:cs="Courier New"/>
+        </w:rPr>
+      </w:pPr>
+      <w:r>
+        <w:rPr>
+          <w:rFonts w:ascii="Courier New" w:hAnsi="Courier New" w:cs="Courier New"/>
+          <w:highlight w:val="yellow"/>
+        </w:rPr>
+        <w:t xml:space="preserve">group </w:t>
+      </w:r>
+      <w:proofErr w:type="gramStart"/>
+      <w:r>
+        <w:rPr>
+          <w:rFonts w:ascii="Courier New" w:hAnsi="Courier New" w:cs="Courier New"/>
+          <w:highlight w:val="yellow"/>
+        </w:rPr>
+        <w:t>19  2.3619</w:t>
+      </w:r>
+      <w:proofErr w:type="gramEnd"/>
+      <w:r>
+        <w:rPr>
+          <w:rFonts w:ascii="Courier New" w:hAnsi="Courier New" w:cs="Courier New"/>
+          <w:highlight w:val="yellow"/>
+        </w:rPr>
+        <w:t xml:space="preserve"> 0.006092 **</w:t>
+      </w:r>
+    </w:p>
+    <w:p>
+      <w:pPr>
+        <w:pStyle w:val="PlainText"/>
+        <w:rPr>
+          <w:rFonts w:ascii="Courier New" w:hAnsi="Courier New" w:cs="Courier New"/>
+        </w:rPr>
+      </w:pPr>
+      <w:r>
+        <w:rPr>
+          <w:rFonts w:ascii="Courier New" w:hAnsi="Courier New" w:cs="Courier New"/>
+        </w:rPr>
+        <w:t xml:space="preserve">      60                    </w:t>
+      </w:r>
+    </w:p>
+    <w:p>
+      <w:pPr>
+        <w:pStyle w:val="PlainText"/>
+        <w:rPr>
+          <w:rFonts w:ascii="Courier New" w:hAnsi="Courier New" w:cs="Courier New"/>
+        </w:rPr>
+      </w:pPr>
+    </w:p>
+    <w:p>
+      <w:pPr>
+        <w:pStyle w:val="PlainText"/>
+        <w:rPr>
+          <w:rFonts w:ascii="Courier New" w:hAnsi="Courier New" w:cs="Courier New"/>
+        </w:rPr>
+      </w:pPr>
+      <w:r>
+        <w:rPr>
+          <w:rFonts w:ascii="Courier New" w:hAnsi="Courier New" w:cs="Courier New"/>
+        </w:rPr>
+        <w:tab/>
+        <w:t xml:space="preserve">Shapiro-Wilk </w:t>
+      </w:r>
+      <w:proofErr w:type="gramStart"/>
+      <w:r>
+        <w:rPr>
+          <w:rFonts w:ascii="Courier New" w:hAnsi="Courier New" w:cs="Courier New"/>
+        </w:rPr>
+        <w:t>normality test</w:t>
+      </w:r>
+      <w:proofErr w:type="gramEnd"/>
+    </w:p>
+    <w:p>
+      <w:pPr>
+        <w:pStyle w:val="PlainText"/>
+        <w:rPr>
+          <w:rFonts w:ascii="Courier New" w:hAnsi="Courier New" w:cs="Courier New"/>
+        </w:rPr>
+      </w:pPr>
+    </w:p>
+    <w:p>
+      <w:pPr>
+        <w:pStyle w:val="PlainText"/>
+        <w:rPr>
+          <w:rFonts w:ascii="Courier New" w:hAnsi="Courier New" w:cs="Courier New"/>
+        </w:rPr>
+      </w:pPr>
+      <w:r>
+        <w:rPr>
+          <w:rFonts w:ascii="Courier New" w:hAnsi="Courier New" w:cs="Courier New"/>
+        </w:rPr>
+        <w:t>data</w:t>
+      </w:r>
+      <w:proofErr w:type="gramStart"/>
+      <w:r>
+        <w:rPr>
+          <w:rFonts w:ascii="Courier New" w:hAnsi="Courier New" w:cs="Courier New"/>
+        </w:rPr>
+        <w:t>:  resid</w:t>
+      </w:r>
+      <w:proofErr w:type="gramEnd"/>
+      <w:r>
+        <w:rPr>
+          <w:rFonts w:ascii="Courier New" w:hAnsi="Courier New" w:cs="Courier New"/>
+        </w:rPr>
+        <w:t>(quin_2way)</w:t>
+      </w:r>
+    </w:p>
+    <w:p>
+      <w:pPr>
+        <w:pStyle w:val="PlainText"/>
+        <w:rPr>
+          <w:rFonts w:ascii="Courier New" w:hAnsi="Courier New" w:cs="Courier New"/>
+        </w:rPr>
+      </w:pPr>
+      <w:r>
+        <w:rPr>
+          <w:rFonts w:ascii="Courier New" w:hAnsi="Courier New" w:cs="Courier New"/>
+          <w:highlight w:val="yellow"/>
+        </w:rPr>
+        <w:t>W = 0.9011, p-value = 1.356e-05</w:t>
+      </w:r>
+    </w:p>
+    <w:p>
+      <w:pPr>
+        <w:pStyle w:val="PlainText"/>
+        <w:rPr>
+          <w:rFonts w:ascii="Courier New" w:hAnsi="Courier New" w:cs="Courier New"/>
+        </w:rPr>
+      </w:pPr>
+    </w:p>
+    <w:p>
+      <w:pPr>
+        <w:pStyle w:val="PlainText"/>
+        <w:rPr>
+          <w:rFonts w:ascii="Courier New" w:hAnsi="Courier New" w:cs="Courier New"/>
+        </w:rPr>
+      </w:pPr>
+      <w:r>
+        <w:rPr>
+          <w:rFonts w:ascii="Courier New" w:hAnsi="Courier New" w:cs="Courier New"/>
+          <w:noProof/>
+        </w:rPr>
+        <w:drawing>
+          <wp:inline distT="0" distB="0" distL="0" distR="0" wp14:anchorId="4560E66E" wp14:editId="231660AA">
+            <wp:extent cx="3769999" cy="2743200"/>
+            <wp:effectExtent l="0" t="0" r="0" b="0"/>
+            <wp:docPr id="2145476873" name="Picture 8"/>
+            <wp:cNvGraphicFramePr>
+              <a:graphicFrameLocks xmlns:a="http://schemas.openxmlformats.org/drawingml/2006/main" noChangeAspect="1"/>
+            </wp:cNvGraphicFramePr>
+            <a:graphic xmlns:a="http://schemas.openxmlformats.org/drawingml/2006/main">
+              <a:graphicData uri="http://schemas.openxmlformats.org/drawingml/2006/picture">
+                <pic:pic xmlns:pic="http://schemas.openxmlformats.org/drawingml/2006/picture">
+                  <pic:nvPicPr>
+                    <pic:cNvPr id="0" name="Picture 9"/>
+                    <pic:cNvPicPr>
+                      <a:picLocks noChangeAspect="1" noChangeArrowheads="1"/>
+                    </pic:cNvPicPr>
+                  </pic:nvPicPr>
+                  <pic:blipFill>
+                    <a:blip r:embed="rId11" cstate="print">
+                      <a:extLst>
+                        <a:ext uri="{28A0092B-C50C-407E-A947-70E740481C1C}">
+                          <a14:useLocalDpi xmlns:a14="http://schemas.microsoft.com/office/drawing/2010/main" val="0"/>
+                        </a:ext>
+                      </a:extLst>
+                    </a:blip>
+                    <a:srcRect/>
+                    <a:stretch>
+                      <a:fillRect/>
+                    </a:stretch>
+                  </pic:blipFill>
+                  <pic:spPr bwMode="auto">
+                    <a:xfrm>
+                      <a:off x="0" y="0"/>
+                      <a:ext cx="3769999" cy="2743200"/>
                     </a:xfrm>
                     <a:prstGeom prst="rect">
                       <a:avLst/>
@@ -2105,7 +2725,7 @@
     <w:link w:val="PlainTextChar"/>
     <w:uiPriority w:val="99"/>
     <w:unhideWhenUsed/>
-    <w:rsid w:val="00C60641"/>
+    <w:rsid w:val="00B94F10"/>
     <w:pPr>
       <w:spacing w:after="0" w:line="240" w:lineRule="auto"/>
     </w:pPr>
@@ -2120,7 +2740,7 @@
     <w:basedOn w:val="DefaultParagraphFont"/>
     <w:link w:val="PlainText"/>
     <w:uiPriority w:val="99"/>
-    <w:rsid w:val="00C60641"/>
+    <w:rsid w:val="00B94F10"/>
     <w:rPr>
       <w:rFonts w:ascii="Consolas" w:hAnsi="Consolas"/>
       <w:sz w:val="21"/>
